--- a/datasource/transcriptions/docx/Grotius-Christus.docx
+++ b/datasource/transcriptions/docx/Grotius-Christus.docx
@@ -1,6 +1,6 @@
 
 <file path=word/document.xml><?xml version="1.0" encoding="utf-8"?>
-<w:document xmlns:wpc="http://schemas.microsoft.com/office/word/2010/wordprocessingCanvas" xmlns:cx="http://schemas.microsoft.com/office/drawing/2014/chartex" xmlns:cx1="http://schemas.microsoft.com/office/drawing/2015/9/8/chartex" xmlns:cx2="http://schemas.microsoft.com/office/drawing/2015/10/21/chartex" xmlns:cx3="http://schemas.microsoft.com/office/drawing/2016/5/9/chartex" xmlns:cx4="http://schemas.microsoft.com/office/drawing/2016/5/10/chartex" xmlns:cx5="http://schemas.microsoft.com/office/drawing/2016/5/11/chartex" xmlns:cx6="http://schemas.microsoft.com/office/drawing/2016/5/12/chartex" xmlns:cx7="http://schemas.microsoft.com/office/drawing/2016/5/13/chartex" xmlns:cx8="http://schemas.microsoft.com/office/drawing/2016/5/14/chartex" xmlns:mc="http://schemas.openxmlformats.org/markup-compatibility/2006" xmlns:aink="http://schemas.microsoft.com/office/drawing/2016/ink" xmlns:am3d="http://schemas.microsoft.com/office/drawing/2017/model3d" xmlns:o="urn:schemas-microsoft-com:office:office" xmlns:oel="http://schemas.microsoft.com/office/2019/extlst" xmlns:r="http://schemas.openxmlformats.org/officeDocument/2006/relationships" xmlns:m="http://schemas.openxmlformats.org/officeDocument/2006/math" xmlns:v="urn:schemas-microsoft-com:vml" xmlns:wp14="http://schemas.microsoft.com/office/word/2010/wordprocessingDrawing" xmlns:wp="http://schemas.openxmlformats.org/drawingml/2006/wordprocessingDrawing" xmlns:w10="urn:schemas-microsoft-com:office:word" xmlns:w="http://schemas.openxmlformats.org/wordprocessingml/2006/main" xmlns:w14="http://schemas.microsoft.com/office/word/2010/wordml" xmlns:w15="http://schemas.microsoft.com/office/word/2012/wordml" xmlns:w16cex="http://schemas.microsoft.com/office/word/2018/wordml/cex" xmlns:w16cid="http://schemas.microsoft.com/office/word/2016/wordml/cid" xmlns:w16="http://schemas.microsoft.com/office/word/2018/wordml" xmlns:w16du="http://schemas.microsoft.com/office/word/2023/wordml/word16du" xmlns:w16sdtdh="http://schemas.microsoft.com/office/word/2020/wordml/sdtdatahash" xmlns:w16sdtfl="http://schemas.microsoft.com/office/word/2024/wordml/sdtformatlock" xmlns:w16se="http://schemas.microsoft.com/office/word/2015/wordml/symex" xmlns:wpg="http://schemas.microsoft.com/office/word/2010/wordprocessingGroup" xmlns:wpi="http://schemas.microsoft.com/office/word/2010/wordprocessingInk" xmlns:wne="http://schemas.microsoft.com/office/word/2006/wordml" xmlns:wps="http://schemas.microsoft.com/office/word/2010/wordprocessingShape" mc:Ignorable="w14 w15 w16se w16cid w16 w16cex w16sdtdh w16sdtfl w16du wp14">
+<w:document xmlns:wpc="http://schemas.microsoft.com/office/word/2010/wordprocessingCanvas" xmlns:cx="http://schemas.microsoft.com/office/drawing/2014/chartex" xmlns:cx1="http://schemas.microsoft.com/office/drawing/2015/9/8/chartex" xmlns:cx2="http://schemas.microsoft.com/office/drawing/2015/10/21/chartex" xmlns:cx3="http://schemas.microsoft.com/office/drawing/2016/5/9/chartex" xmlns:cx4="http://schemas.microsoft.com/office/drawing/2016/5/10/chartex" xmlns:cx5="http://schemas.microsoft.com/office/drawing/2016/5/11/chartex" xmlns:cx6="http://schemas.microsoft.com/office/drawing/2016/5/12/chartex" xmlns:cx7="http://schemas.microsoft.com/office/drawing/2016/5/13/chartex" xmlns:cx8="http://schemas.microsoft.com/office/drawing/2016/5/14/chartex" xmlns:mc="http://schemas.openxmlformats.org/markup-compatibility/2006" xmlns:aink="http://schemas.microsoft.com/office/drawing/2016/ink" xmlns:am3d="http://schemas.microsoft.com/office/drawing/2017/model3d" xmlns:o="urn:schemas-microsoft-com:office:office" xmlns:oel="http://schemas.microsoft.com/office/2019/extlst" xmlns:r="http://schemas.openxmlformats.org/officeDocument/2006/relationships" xmlns:m="http://schemas.openxmlformats.org/officeDocument/2006/math" xmlns:v="urn:schemas-microsoft-com:vml" xmlns:wp14="http://schemas.microsoft.com/office/word/2010/wordprocessingDrawing" xmlns:wp="http://schemas.openxmlformats.org/drawingml/2006/wordprocessingDrawing" xmlns:w10="urn:schemas-microsoft-com:office:word" xmlns:w="http://schemas.openxmlformats.org/wordprocessingml/2006/main" xmlns:w14="http://schemas.microsoft.com/office/word/2010/wordml" xmlns:w15="http://schemas.microsoft.com/office/word/2012/wordml" xmlns:w16cex="http://schemas.microsoft.com/office/word/2018/wordml/cex" xmlns:w16cid="http://schemas.microsoft.com/office/word/2016/wordml/cid" xmlns:w16="http://schemas.microsoft.com/office/word/2018/wordml" xmlns:w16sdtdh="http://schemas.microsoft.com/office/word/2020/wordml/sdtdatahash" xmlns:w16se="http://schemas.microsoft.com/office/word/2015/wordml/symex" xmlns:wpg="http://schemas.microsoft.com/office/word/2010/wordprocessingGroup" xmlns:wpi="http://schemas.microsoft.com/office/word/2010/wordprocessingInk" xmlns:wne="http://schemas.microsoft.com/office/word/2006/wordml" xmlns:wps="http://schemas.microsoft.com/office/word/2010/wordprocessingShape" mc:Ignorable="w14 w15 w16se w16cid w16 w16cex w16sdtdh wp14">
   <w:body>
     <w:p>
       <w:pPr>
@@ -282,7 +282,7 @@
     </w:p>
     <w:p>
       <w:pPr>
-        <w:pStyle w:val="NormalWeb"/>
+        <w:pStyle w:val="Normaalweb"/>
         <w:spacing w:beforeAutospacing="0" w:afterAutospacing="0" w:line="283" w:lineRule="auto"/>
         <w:rPr>
           <w:rFonts w:ascii="Times New Roman" w:hAnsi="Times New Roman" w:cs="Times New Roman"/>
@@ -355,7 +355,7 @@
     </w:p>
     <w:p>
       <w:pPr>
-        <w:pStyle w:val="NormalWeb"/>
+        <w:pStyle w:val="Normaalweb"/>
         <w:spacing w:beforeAutospacing="0" w:afterAutospacing="0" w:line="283" w:lineRule="auto"/>
         <w:rPr>
           <w:rFonts w:ascii="Times New Roman" w:hAnsi="Times New Roman" w:cs="Times New Roman"/>
@@ -378,7 +378,7 @@
     </w:p>
     <w:p>
       <w:pPr>
-        <w:pStyle w:val="NormalWeb"/>
+        <w:pStyle w:val="Normaalweb"/>
         <w:spacing w:beforeAutospacing="0" w:afterAutospacing="0" w:line="283" w:lineRule="auto"/>
         <w:rPr>
           <w:rFonts w:ascii="Times New Roman" w:hAnsi="Times New Roman" w:cs="Times New Roman"/>
@@ -391,7 +391,7 @@
     </w:p>
     <w:p>
       <w:pPr>
-        <w:pStyle w:val="NormalWeb"/>
+        <w:pStyle w:val="Normaalweb"/>
         <w:spacing w:beforeAutospacing="0" w:afterAutospacing="0" w:line="283" w:lineRule="auto"/>
         <w:rPr>
           <w:rFonts w:ascii="Times New Roman" w:hAnsi="Times New Roman" w:cs="Times New Roman"/>
@@ -514,7 +514,7 @@
     </w:p>
     <w:p>
       <w:pPr>
-        <w:pStyle w:val="NormalWeb"/>
+        <w:pStyle w:val="Normaalweb"/>
         <w:spacing w:beforeAutospacing="0" w:afterAutospacing="0" w:line="283" w:lineRule="auto"/>
         <w:rPr>
           <w:rFonts w:ascii="Times New Roman" w:hAnsi="Times New Roman" w:cs="Times New Roman"/>
@@ -527,7 +527,7 @@
     </w:p>
     <w:p>
       <w:pPr>
-        <w:pStyle w:val="NormalWeb"/>
+        <w:pStyle w:val="Normaalweb"/>
         <w:spacing w:beforeAutospacing="0" w:afterAutospacing="0" w:line="283" w:lineRule="auto"/>
         <w:rPr>
           <w:rFonts w:ascii="Times New Roman" w:hAnsi="Times New Roman" w:cs="Times New Roman"/>
@@ -610,7 +610,7 @@
     </w:p>
     <w:p>
       <w:pPr>
-        <w:pStyle w:val="NormalWeb"/>
+        <w:pStyle w:val="Normaalweb"/>
         <w:spacing w:beforeAutospacing="0" w:afterAutospacing="0" w:line="283" w:lineRule="auto"/>
         <w:rPr>
           <w:rFonts w:ascii="Times New Roman" w:hAnsi="Times New Roman" w:cs="Times New Roman"/>
@@ -633,7 +633,7 @@
     </w:p>
     <w:p>
       <w:pPr>
-        <w:pStyle w:val="NormalWeb"/>
+        <w:pStyle w:val="Normaalweb"/>
         <w:spacing w:beforeAutospacing="0" w:afterAutospacing="0" w:line="283" w:lineRule="auto"/>
         <w:rPr>
           <w:rFonts w:ascii="Times New Roman" w:hAnsi="Times New Roman" w:cs="Times New Roman"/>
@@ -646,7 +646,7 @@
     </w:p>
     <w:p>
       <w:pPr>
-        <w:pStyle w:val="NormalWeb"/>
+        <w:pStyle w:val="Normaalweb"/>
         <w:spacing w:beforeAutospacing="0" w:afterAutospacing="0" w:line="283" w:lineRule="auto"/>
         <w:rPr>
           <w:rFonts w:ascii="Times New Roman" w:hAnsi="Times New Roman" w:cs="Times New Roman"/>
@@ -779,7 +779,7 @@
     </w:p>
     <w:p>
       <w:pPr>
-        <w:pStyle w:val="NormalWeb"/>
+        <w:pStyle w:val="Normaalweb"/>
         <w:spacing w:beforeAutospacing="0" w:afterAutospacing="0" w:line="283" w:lineRule="auto"/>
         <w:rPr>
           <w:rFonts w:ascii="Times New Roman" w:hAnsi="Times New Roman" w:cs="Times New Roman"/>
@@ -792,7 +792,7 @@
     </w:p>
     <w:p>
       <w:pPr>
-        <w:pStyle w:val="NormalWeb"/>
+        <w:pStyle w:val="Normaalweb"/>
         <w:spacing w:beforeAutospacing="0" w:afterAutospacing="0" w:line="283" w:lineRule="auto"/>
         <w:rPr>
           <w:rFonts w:ascii="Times New Roman" w:hAnsi="Times New Roman" w:cs="Times New Roman"/>
@@ -946,7 +946,7 @@
     </w:p>
     <w:p>
       <w:pPr>
-        <w:pStyle w:val="NormalWeb"/>
+        <w:pStyle w:val="Normaalweb"/>
         <w:spacing w:beforeAutospacing="0" w:afterAutospacing="0" w:line="283" w:lineRule="auto"/>
         <w:rPr>
           <w:rFonts w:ascii="Times New Roman" w:hAnsi="Times New Roman" w:cs="Times New Roman"/>
@@ -969,7 +969,7 @@
     </w:p>
     <w:p>
       <w:pPr>
-        <w:pStyle w:val="NormalWeb"/>
+        <w:pStyle w:val="Normaalweb"/>
         <w:spacing w:beforeAutospacing="0" w:afterAutospacing="0" w:line="283" w:lineRule="auto"/>
         <w:rPr>
           <w:rFonts w:ascii="Times New Roman" w:hAnsi="Times New Roman" w:cs="Times New Roman"/>
@@ -982,7 +982,7 @@
     </w:p>
     <w:p>
       <w:pPr>
-        <w:pStyle w:val="NormalWeb"/>
+        <w:pStyle w:val="Normaalweb"/>
         <w:spacing w:beforeAutospacing="0" w:afterAutospacing="0" w:line="283" w:lineRule="auto"/>
         <w:rPr>
           <w:rFonts w:ascii="Times New Roman" w:hAnsi="Times New Roman" w:cs="Times New Roman"/>
@@ -1165,7 +1165,7 @@
     </w:p>
     <w:p>
       <w:pPr>
-        <w:pStyle w:val="NormalWeb"/>
+        <w:pStyle w:val="Normaalweb"/>
         <w:spacing w:beforeAutospacing="0" w:afterAutospacing="0" w:line="283" w:lineRule="auto"/>
         <w:rPr>
           <w:rFonts w:ascii="Times New Roman" w:hAnsi="Times New Roman" w:cs="Times New Roman"/>
@@ -1269,7 +1269,7 @@
     </w:p>
     <w:p>
       <w:pPr>
-        <w:pStyle w:val="NormalWeb"/>
+        <w:pStyle w:val="Normaalweb"/>
         <w:spacing w:beforeAutospacing="0" w:afterAutospacing="0" w:line="283" w:lineRule="auto"/>
         <w:rPr>
           <w:rFonts w:ascii="Times New Roman" w:hAnsi="Times New Roman" w:cs="Times New Roman"/>
@@ -1292,7 +1292,7 @@
     </w:p>
     <w:p>
       <w:pPr>
-        <w:pStyle w:val="NormalWeb"/>
+        <w:pStyle w:val="Normaalweb"/>
         <w:spacing w:beforeAutospacing="0" w:afterAutospacing="0" w:line="283" w:lineRule="auto"/>
         <w:rPr>
           <w:rFonts w:ascii="Times New Roman" w:hAnsi="Times New Roman" w:cs="Times New Roman"/>
@@ -1305,7 +1305,7 @@
     </w:p>
     <w:p>
       <w:pPr>
-        <w:pStyle w:val="NormalWeb"/>
+        <w:pStyle w:val="Normaalweb"/>
         <w:spacing w:beforeAutospacing="0" w:afterAutospacing="0" w:line="283" w:lineRule="auto"/>
         <w:rPr>
           <w:rFonts w:ascii="Times New Roman" w:hAnsi="Times New Roman" w:cs="Times New Roman"/>
@@ -1398,7 +1398,7 @@
     </w:p>
     <w:p>
       <w:pPr>
-        <w:pStyle w:val="NormalWeb"/>
+        <w:pStyle w:val="Normaalweb"/>
         <w:spacing w:beforeAutospacing="0" w:afterAutospacing="0" w:line="283" w:lineRule="auto"/>
         <w:rPr>
           <w:rFonts w:ascii="Times New Roman" w:hAnsi="Times New Roman" w:cs="Times New Roman"/>
@@ -1411,7 +1411,7 @@
     </w:p>
     <w:p>
       <w:pPr>
-        <w:pStyle w:val="NormalWeb"/>
+        <w:pStyle w:val="Normaalweb"/>
         <w:spacing w:beforeAutospacing="0" w:afterAutospacing="0" w:line="283" w:lineRule="auto"/>
         <w:rPr>
           <w:rFonts w:ascii="Times New Roman" w:hAnsi="Times New Roman" w:cs="Times New Roman"/>
@@ -1555,7 +1555,7 @@
     </w:p>
     <w:p>
       <w:pPr>
-        <w:pStyle w:val="NormalWeb"/>
+        <w:pStyle w:val="Normaalweb"/>
         <w:spacing w:beforeAutospacing="0" w:afterAutospacing="0" w:line="283" w:lineRule="auto"/>
         <w:rPr>
           <w:rFonts w:ascii="Times New Roman" w:hAnsi="Times New Roman" w:cs="Times New Roman"/>
@@ -1778,7 +1778,7 @@
     </w:p>
     <w:p>
       <w:pPr>
-        <w:pStyle w:val="NormalWeb"/>
+        <w:pStyle w:val="Normaalweb"/>
         <w:spacing w:beforeAutospacing="0" w:afterAutospacing="0" w:line="283" w:lineRule="auto"/>
         <w:rPr>
           <w:rFonts w:ascii="Times New Roman" w:hAnsi="Times New Roman" w:cs="Times New Roman"/>
@@ -1791,7 +1791,7 @@
     </w:p>
     <w:p>
       <w:pPr>
-        <w:pStyle w:val="NormalWeb"/>
+        <w:pStyle w:val="Normaalweb"/>
         <w:spacing w:beforeAutospacing="0" w:afterAutospacing="0" w:line="283" w:lineRule="auto"/>
         <w:rPr>
           <w:rFonts w:ascii="Times New Roman" w:hAnsi="Times New Roman" w:cs="Times New Roman"/>
@@ -1965,7 +1965,7 @@
     </w:p>
     <w:p>
       <w:pPr>
-        <w:pStyle w:val="NormalWeb"/>
+        <w:pStyle w:val="Normaalweb"/>
         <w:spacing w:beforeAutospacing="0" w:afterAutospacing="0" w:line="283" w:lineRule="auto"/>
         <w:rPr>
           <w:rFonts w:ascii="Times New Roman" w:hAnsi="Times New Roman" w:cs="Times New Roman"/>
@@ -1978,7 +1978,7 @@
     </w:p>
     <w:p>
       <w:pPr>
-        <w:pStyle w:val="NormalWeb"/>
+        <w:pStyle w:val="Normaalweb"/>
         <w:spacing w:beforeAutospacing="0" w:afterAutospacing="0" w:line="283" w:lineRule="auto"/>
         <w:rPr>
           <w:rFonts w:ascii="Times New Roman" w:hAnsi="Times New Roman" w:cs="Times New Roman"/>
@@ -2102,7 +2102,7 @@
     </w:p>
     <w:p>
       <w:pPr>
-        <w:pStyle w:val="NormalWeb"/>
+        <w:pStyle w:val="Normaalweb"/>
         <w:spacing w:beforeAutospacing="0" w:afterAutospacing="0" w:line="283" w:lineRule="auto"/>
         <w:rPr>
           <w:rFonts w:ascii="Times New Roman" w:hAnsi="Times New Roman" w:cs="Times New Roman"/>
@@ -2165,7 +2165,7 @@
     </w:p>
     <w:p>
       <w:pPr>
-        <w:pStyle w:val="NormalWeb"/>
+        <w:pStyle w:val="Normaalweb"/>
         <w:spacing w:beforeAutospacing="0" w:afterAutospacing="0" w:line="283" w:lineRule="auto"/>
         <w:ind w:firstLine="708"/>
         <w:rPr>
@@ -2200,7 +2200,7 @@
     </w:p>
     <w:p>
       <w:pPr>
-        <w:pStyle w:val="NormalWeb"/>
+        <w:pStyle w:val="Normaalweb"/>
         <w:spacing w:beforeAutospacing="0" w:afterAutospacing="0" w:line="283" w:lineRule="auto"/>
         <w:ind w:firstLine="708"/>
         <w:rPr>
@@ -2255,7 +2255,7 @@
     </w:p>
     <w:p>
       <w:pPr>
-        <w:pStyle w:val="NormalWeb"/>
+        <w:pStyle w:val="Normaalweb"/>
         <w:spacing w:beforeAutospacing="0" w:afterAutospacing="0" w:line="283" w:lineRule="auto"/>
         <w:ind w:firstLine="708"/>
         <w:rPr>
@@ -2290,7 +2290,7 @@
     </w:p>
     <w:p>
       <w:pPr>
-        <w:pStyle w:val="NormalWeb"/>
+        <w:pStyle w:val="Normaalweb"/>
         <w:spacing w:beforeAutospacing="0" w:afterAutospacing="0" w:line="283" w:lineRule="auto"/>
         <w:ind w:firstLine="708"/>
         <w:rPr>
@@ -2325,7 +2325,7 @@
     </w:p>
     <w:p>
       <w:pPr>
-        <w:pStyle w:val="NormalWeb"/>
+        <w:pStyle w:val="Normaalweb"/>
         <w:spacing w:beforeAutospacing="0" w:afterAutospacing="0" w:line="283" w:lineRule="auto"/>
         <w:ind w:firstLine="708"/>
         <w:rPr>
@@ -2369,7 +2369,7 @@
     </w:p>
     <w:p>
       <w:pPr>
-        <w:pStyle w:val="NormalWeb"/>
+        <w:pStyle w:val="Normaalweb"/>
         <w:spacing w:beforeAutospacing="0" w:afterAutospacing="0" w:line="283" w:lineRule="auto"/>
         <w:rPr>
           <w:rFonts w:ascii="Times New Roman" w:hAnsi="Times New Roman" w:cs="Times New Roman"/>
@@ -2382,7 +2382,7 @@
     </w:p>
     <w:p>
       <w:pPr>
-        <w:pStyle w:val="NormalWeb"/>
+        <w:pStyle w:val="Normaalweb"/>
         <w:spacing w:beforeAutospacing="0" w:afterAutospacing="0" w:line="283" w:lineRule="auto"/>
         <w:rPr>
           <w:rFonts w:ascii="Times New Roman" w:hAnsi="Times New Roman" w:cs="Times New Roman"/>
@@ -2405,7 +2405,7 @@
     </w:p>
     <w:p>
       <w:pPr>
-        <w:pStyle w:val="NormalWeb"/>
+        <w:pStyle w:val="Normaalweb"/>
         <w:spacing w:beforeAutospacing="0" w:afterAutospacing="0" w:line="283" w:lineRule="auto"/>
         <w:rPr>
           <w:rFonts w:ascii="Times New Roman" w:hAnsi="Times New Roman" w:cs="Times New Roman"/>
@@ -2418,7 +2418,7 @@
     </w:p>
     <w:p>
       <w:pPr>
-        <w:pStyle w:val="NormalWeb"/>
+        <w:pStyle w:val="Normaalweb"/>
         <w:spacing w:beforeAutospacing="0" w:afterAutospacing="0" w:line="283" w:lineRule="auto"/>
         <w:rPr>
           <w:rFonts w:ascii="Times New Roman" w:hAnsi="Times New Roman" w:cs="Times New Roman"/>
@@ -2441,7 +2441,7 @@
     </w:p>
     <w:p>
       <w:pPr>
-        <w:pStyle w:val="NormalWeb"/>
+        <w:pStyle w:val="Normaalweb"/>
         <w:spacing w:beforeAutospacing="0" w:afterAutospacing="0" w:line="283" w:lineRule="auto"/>
         <w:rPr>
           <w:rFonts w:ascii="Times New Roman" w:hAnsi="Times New Roman" w:cs="Times New Roman"/>
@@ -2862,7 +2862,7 @@
     </w:p>
     <w:p>
       <w:pPr>
-        <w:pStyle w:val="NormalWeb"/>
+        <w:pStyle w:val="Normaalweb"/>
         <w:spacing w:beforeAutospacing="0" w:afterAutospacing="0" w:line="283" w:lineRule="auto"/>
         <w:rPr>
           <w:rFonts w:ascii="Times New Roman" w:hAnsi="Times New Roman" w:cs="Times New Roman"/>
@@ -2875,7 +2875,7 @@
     </w:p>
     <w:p>
       <w:pPr>
-        <w:pStyle w:val="NormalWeb"/>
+        <w:pStyle w:val="Normaalweb"/>
         <w:spacing w:beforeAutospacing="0" w:afterAutospacing="0" w:line="283" w:lineRule="auto"/>
         <w:rPr>
           <w:rFonts w:ascii="Times New Roman" w:hAnsi="Times New Roman" w:cs="Times New Roman"/>
@@ -2898,7 +2898,7 @@
     </w:p>
     <w:p>
       <w:pPr>
-        <w:pStyle w:val="NormalWeb"/>
+        <w:pStyle w:val="Normaalweb"/>
         <w:spacing w:beforeAutospacing="0" w:afterAutospacing="0" w:line="283" w:lineRule="auto"/>
         <w:rPr>
           <w:rFonts w:ascii="Times New Roman" w:hAnsi="Times New Roman" w:cs="Times New Roman"/>
@@ -2911,7 +2911,7 @@
     </w:p>
     <w:p>
       <w:pPr>
-        <w:pStyle w:val="NormalWeb"/>
+        <w:pStyle w:val="Normaalweb"/>
         <w:spacing w:beforeAutospacing="0" w:afterAutospacing="0" w:line="283" w:lineRule="auto"/>
         <w:rPr>
           <w:rFonts w:ascii="Times New Roman" w:hAnsi="Times New Roman" w:cs="Times New Roman"/>
@@ -2924,7 +2924,7 @@
     </w:p>
     <w:p>
       <w:pPr>
-        <w:pStyle w:val="NormalWeb"/>
+        <w:pStyle w:val="Normaalweb"/>
         <w:spacing w:beforeAutospacing="0" w:afterAutospacing="0" w:line="283" w:lineRule="auto"/>
         <w:rPr>
           <w:rFonts w:ascii="Times New Roman" w:hAnsi="Times New Roman" w:cs="Times New Roman"/>
@@ -2947,7 +2947,7 @@
     </w:p>
     <w:p>
       <w:pPr>
-        <w:pStyle w:val="NormalWeb"/>
+        <w:pStyle w:val="Normaalweb"/>
         <w:spacing w:beforeAutospacing="0" w:afterAutospacing="0" w:line="283" w:lineRule="auto"/>
         <w:rPr>
           <w:rFonts w:ascii="Times New Roman" w:hAnsi="Times New Roman" w:cs="Times New Roman"/>
@@ -2970,7 +2970,7 @@
     </w:p>
     <w:p>
       <w:pPr>
-        <w:pStyle w:val="NormalWeb"/>
+        <w:pStyle w:val="Normaalweb"/>
         <w:spacing w:beforeAutospacing="0" w:afterAutospacing="0" w:line="283" w:lineRule="auto"/>
         <w:rPr>
           <w:rFonts w:ascii="Times New Roman" w:hAnsi="Times New Roman" w:cs="Times New Roman"/>
@@ -2993,7 +2993,7 @@
     </w:p>
     <w:p>
       <w:pPr>
-        <w:pStyle w:val="NormalWeb"/>
+        <w:pStyle w:val="Normaalweb"/>
         <w:spacing w:beforeAutospacing="0" w:afterAutospacing="0" w:line="283" w:lineRule="auto"/>
         <w:rPr>
           <w:rFonts w:ascii="Times New Roman" w:hAnsi="Times New Roman" w:cs="Times New Roman"/>
@@ -3079,7 +3079,7 @@
     </w:p>
     <w:p>
       <w:pPr>
-        <w:pStyle w:val="NormalWeb"/>
+        <w:pStyle w:val="Normaalweb"/>
         <w:spacing w:beforeAutospacing="0" w:afterAutospacing="0" w:line="283" w:lineRule="auto"/>
         <w:rPr>
           <w:rFonts w:ascii="Times New Roman" w:hAnsi="Times New Roman" w:cs="Times New Roman"/>
@@ -3092,7 +3092,7 @@
     </w:p>
     <w:p>
       <w:pPr>
-        <w:pStyle w:val="NormalWeb"/>
+        <w:pStyle w:val="Normaalweb"/>
         <w:spacing w:beforeAutospacing="0" w:afterAutospacing="0" w:line="283" w:lineRule="auto"/>
         <w:rPr>
           <w:rFonts w:ascii="Times New Roman" w:hAnsi="Times New Roman" w:cs="Times New Roman"/>
@@ -3117,7 +3117,7 @@
     </w:p>
     <w:p>
       <w:pPr>
-        <w:pStyle w:val="NormalWeb"/>
+        <w:pStyle w:val="Normaalweb"/>
         <w:spacing w:beforeAutospacing="0" w:afterAutospacing="0" w:line="283" w:lineRule="auto"/>
         <w:rPr>
           <w:rFonts w:ascii="Times New Roman" w:hAnsi="Times New Roman" w:cs="Times New Roman"/>
@@ -3135,7 +3135,17 @@
           <w:szCs w:val="20"/>
           <w:lang w:val="la-Latn"/>
         </w:rPr>
-        <w:t>IES</w:t>
+        <w:t>I</w:t>
+      </w:r>
+      <w:r>
+        <w:rPr>
+          <w:rFonts w:ascii="Times New Roman" w:hAnsi="Times New Roman" w:cs="Times New Roman"/>
+          <w:color w:val="000000"/>
+          <w:sz w:val="20"/>
+          <w:szCs w:val="20"/>
+          <w:lang w:val="la-Latn"/>
+        </w:rPr>
+        <w:t>ES</w:t>
       </w:r>
       <w:r>
         <w:rPr>
@@ -3160,7 +3170,7 @@
     </w:p>
     <w:p>
       <w:pPr>
-        <w:pStyle w:val="NormalWeb"/>
+        <w:pStyle w:val="Normaalweb"/>
         <w:spacing w:beforeAutospacing="0" w:afterAutospacing="0" w:line="283" w:lineRule="auto"/>
         <w:rPr>
           <w:rFonts w:ascii="Times New Roman" w:hAnsi="Times New Roman" w:cs="Times New Roman"/>
@@ -3565,7 +3575,7 @@
     </w:p>
     <w:p>
       <w:pPr>
-        <w:pStyle w:val="NormalWeb"/>
+        <w:pStyle w:val="Normaalweb"/>
         <w:spacing w:beforeAutospacing="0" w:afterAutospacing="0" w:line="283" w:lineRule="auto"/>
         <w:rPr>
           <w:rFonts w:ascii="Times New Roman" w:hAnsi="Times New Roman" w:cs="Times New Roman"/>
@@ -3588,7 +3598,7 @@
     </w:p>
     <w:p>
       <w:pPr>
-        <w:pStyle w:val="NormalWeb"/>
+        <w:pStyle w:val="Normaalweb"/>
         <w:spacing w:beforeAutospacing="0" w:afterAutospacing="0" w:line="283" w:lineRule="auto"/>
         <w:rPr>
           <w:rFonts w:ascii="Times New Roman" w:hAnsi="Times New Roman" w:cs="Times New Roman"/>
@@ -3601,7 +3611,7 @@
     </w:p>
     <w:p>
       <w:pPr>
-        <w:pStyle w:val="NormalWeb"/>
+        <w:pStyle w:val="Normaalweb"/>
         <w:spacing w:beforeAutospacing="0" w:afterAutospacing="0" w:line="283" w:lineRule="auto"/>
         <w:rPr>
           <w:rFonts w:ascii="Times New Roman" w:hAnsi="Times New Roman" w:cs="Times New Roman"/>
@@ -4214,7 +4224,7 @@
     </w:p>
     <w:p>
       <w:pPr>
-        <w:pStyle w:val="NormalWeb"/>
+        <w:pStyle w:val="Normaalweb"/>
         <w:spacing w:beforeAutospacing="0" w:afterAutospacing="0" w:line="283" w:lineRule="auto"/>
         <w:rPr>
           <w:rFonts w:ascii="Times New Roman" w:hAnsi="Times New Roman" w:cs="Times New Roman"/>
@@ -4227,7 +4237,7 @@
     </w:p>
     <w:p>
       <w:pPr>
-        <w:pStyle w:val="NormalWeb"/>
+        <w:pStyle w:val="Normaalweb"/>
         <w:spacing w:beforeAutospacing="0" w:afterAutospacing="0" w:line="283" w:lineRule="auto"/>
         <w:rPr>
           <w:rFonts w:ascii="Times New Roman" w:hAnsi="Times New Roman" w:cs="Times New Roman"/>
@@ -4841,7 +4851,7 @@
     </w:p>
     <w:p>
       <w:pPr>
-        <w:pStyle w:val="NormalWeb"/>
+        <w:pStyle w:val="Normaalweb"/>
         <w:spacing w:beforeAutospacing="0" w:afterAutospacing="0" w:line="283" w:lineRule="auto"/>
         <w:rPr>
           <w:rFonts w:ascii="Times New Roman" w:hAnsi="Times New Roman" w:cs="Times New Roman"/>
@@ -4864,7 +4874,7 @@
     </w:p>
     <w:p>
       <w:pPr>
-        <w:pStyle w:val="NormalWeb"/>
+        <w:pStyle w:val="Normaalweb"/>
         <w:spacing w:beforeAutospacing="0" w:afterAutospacing="0" w:line="283" w:lineRule="auto"/>
         <w:rPr>
           <w:rFonts w:ascii="Times New Roman" w:hAnsi="Times New Roman" w:cs="Times New Roman"/>
@@ -4877,7 +4887,7 @@
     </w:p>
     <w:p>
       <w:pPr>
-        <w:pStyle w:val="NormalWeb"/>
+        <w:pStyle w:val="Normaalweb"/>
         <w:spacing w:beforeAutospacing="0" w:afterAutospacing="0" w:line="283" w:lineRule="auto"/>
         <w:rPr>
           <w:rFonts w:ascii="Times New Roman" w:hAnsi="Times New Roman" w:cs="Times New Roman"/>
@@ -5520,7 +5530,7 @@
     </w:p>
     <w:p>
       <w:pPr>
-        <w:pStyle w:val="NormalWeb"/>
+        <w:pStyle w:val="Normaalweb"/>
         <w:spacing w:beforeAutospacing="0" w:afterAutospacing="0" w:line="283" w:lineRule="auto"/>
         <w:rPr>
           <w:rFonts w:ascii="Times New Roman" w:hAnsi="Times New Roman" w:cs="Times New Roman"/>
@@ -5533,7 +5543,7 @@
     </w:p>
     <w:p>
       <w:pPr>
-        <w:pStyle w:val="NormalWeb"/>
+        <w:pStyle w:val="Normaalweb"/>
         <w:spacing w:beforeAutospacing="0" w:afterAutospacing="0" w:line="283" w:lineRule="auto"/>
         <w:rPr>
           <w:rFonts w:ascii="Times New Roman" w:hAnsi="Times New Roman" w:cs="Times New Roman"/>
@@ -6079,7 +6089,7 @@
     </w:p>
     <w:p>
       <w:pPr>
-        <w:pStyle w:val="NormalWeb"/>
+        <w:pStyle w:val="Normaalweb"/>
         <w:spacing w:beforeAutospacing="0" w:afterAutospacing="0" w:line="283" w:lineRule="auto"/>
         <w:rPr>
           <w:rFonts w:ascii="Times New Roman" w:hAnsi="Times New Roman" w:cs="Times New Roman"/>
@@ -6102,7 +6112,7 @@
     </w:p>
     <w:p>
       <w:pPr>
-        <w:pStyle w:val="NormalWeb"/>
+        <w:pStyle w:val="Normaalweb"/>
         <w:spacing w:beforeAutospacing="0" w:afterAutospacing="0" w:line="283" w:lineRule="auto"/>
         <w:rPr>
           <w:rFonts w:ascii="Times New Roman" w:hAnsi="Times New Roman" w:cs="Times New Roman"/>
@@ -6115,7 +6125,7 @@
     </w:p>
     <w:p>
       <w:pPr>
-        <w:pStyle w:val="NormalWeb"/>
+        <w:pStyle w:val="Normaalweb"/>
         <w:spacing w:beforeAutospacing="0" w:afterAutospacing="0" w:line="283" w:lineRule="auto"/>
         <w:rPr>
           <w:rFonts w:ascii="Times New Roman" w:hAnsi="Times New Roman" w:cs="Times New Roman"/>
@@ -6802,7 +6812,7 @@
     </w:p>
     <w:p>
       <w:pPr>
-        <w:pStyle w:val="NormalWeb"/>
+        <w:pStyle w:val="Normaalweb"/>
         <w:spacing w:beforeAutospacing="0" w:afterAutospacing="0" w:line="283" w:lineRule="auto"/>
         <w:rPr>
           <w:rFonts w:ascii="Times New Roman" w:hAnsi="Times New Roman" w:cs="Times New Roman"/>
@@ -6815,7 +6825,7 @@
     </w:p>
     <w:p>
       <w:pPr>
-        <w:pStyle w:val="NormalWeb"/>
+        <w:pStyle w:val="Normaalweb"/>
         <w:spacing w:beforeAutospacing="0" w:afterAutospacing="0" w:line="283" w:lineRule="auto"/>
         <w:rPr>
           <w:rFonts w:ascii="Times New Roman" w:hAnsi="Times New Roman" w:cs="Times New Roman"/>
@@ -6860,7 +6870,7 @@
     </w:p>
     <w:p>
       <w:pPr>
-        <w:pStyle w:val="NormalWeb"/>
+        <w:pStyle w:val="Normaalweb"/>
         <w:spacing w:beforeAutospacing="0" w:afterAutospacing="0" w:line="283" w:lineRule="auto"/>
         <w:rPr>
           <w:rFonts w:ascii="Times New Roman" w:hAnsi="Times New Roman" w:cs="Times New Roman"/>
@@ -6984,7 +6994,7 @@
     </w:p>
     <w:p>
       <w:pPr>
-        <w:pStyle w:val="NormalWeb"/>
+        <w:pStyle w:val="Normaalweb"/>
         <w:spacing w:beforeAutospacing="0" w:afterAutospacing="0" w:line="283" w:lineRule="auto"/>
         <w:rPr>
           <w:rFonts w:ascii="Times New Roman" w:hAnsi="Times New Roman" w:cs="Times New Roman"/>
@@ -6997,7 +7007,7 @@
     </w:p>
     <w:p>
       <w:pPr>
-        <w:pStyle w:val="NormalWeb"/>
+        <w:pStyle w:val="Normaalweb"/>
         <w:spacing w:beforeAutospacing="0" w:afterAutospacing="0" w:line="283" w:lineRule="auto"/>
         <w:rPr>
           <w:rFonts w:ascii="Times New Roman" w:hAnsi="Times New Roman" w:cs="Times New Roman"/>
@@ -7398,7 +7408,7 @@
     </w:p>
     <w:p>
       <w:pPr>
-        <w:pStyle w:val="NormalWeb"/>
+        <w:pStyle w:val="Normaalweb"/>
         <w:spacing w:beforeAutospacing="0" w:afterAutospacing="0" w:line="283" w:lineRule="auto"/>
         <w:rPr>
           <w:rFonts w:ascii="Times New Roman" w:hAnsi="Times New Roman" w:cs="Times New Roman"/>
@@ -7421,7 +7431,7 @@
     </w:p>
     <w:p>
       <w:pPr>
-        <w:pStyle w:val="NormalWeb"/>
+        <w:pStyle w:val="Normaalweb"/>
         <w:spacing w:beforeAutospacing="0" w:afterAutospacing="0" w:line="283" w:lineRule="auto"/>
         <w:rPr>
           <w:rFonts w:ascii="Times New Roman" w:hAnsi="Times New Roman" w:cs="Times New Roman"/>
@@ -7434,7 +7444,7 @@
     </w:p>
     <w:p>
       <w:pPr>
-        <w:pStyle w:val="NormalWeb"/>
+        <w:pStyle w:val="Normaalweb"/>
         <w:spacing w:beforeAutospacing="0" w:afterAutospacing="0" w:line="283" w:lineRule="auto"/>
         <w:rPr>
           <w:rFonts w:ascii="Times New Roman" w:hAnsi="Times New Roman" w:cs="Times New Roman"/>
@@ -7922,7 +7932,7 @@
     </w:p>
     <w:p>
       <w:pPr>
-        <w:pStyle w:val="NormalWeb"/>
+        <w:pStyle w:val="Normaalweb"/>
         <w:spacing w:beforeAutospacing="0" w:afterAutospacing="0" w:line="283" w:lineRule="auto"/>
         <w:rPr>
           <w:rFonts w:ascii="Times New Roman" w:hAnsi="Times New Roman" w:cs="Times New Roman"/>
@@ -7935,7 +7945,7 @@
     </w:p>
     <w:p>
       <w:pPr>
-        <w:pStyle w:val="NormalWeb"/>
+        <w:pStyle w:val="Normaalweb"/>
         <w:spacing w:beforeAutospacing="0" w:afterAutospacing="0" w:line="283" w:lineRule="auto"/>
         <w:rPr>
           <w:rFonts w:ascii="Times New Roman" w:hAnsi="Times New Roman" w:cs="Times New Roman"/>
@@ -8563,7 +8573,7 @@
     </w:p>
     <w:p>
       <w:pPr>
-        <w:pStyle w:val="NormalWeb"/>
+        <w:pStyle w:val="Normaalweb"/>
         <w:spacing w:beforeAutospacing="0" w:afterAutospacing="0" w:line="283" w:lineRule="auto"/>
         <w:rPr>
           <w:rFonts w:ascii="Times New Roman" w:hAnsi="Times New Roman" w:cs="Times New Roman"/>
@@ -8586,7 +8596,7 @@
     </w:p>
     <w:p>
       <w:pPr>
-        <w:pStyle w:val="NormalWeb"/>
+        <w:pStyle w:val="Normaalweb"/>
         <w:spacing w:beforeAutospacing="0" w:afterAutospacing="0" w:line="283" w:lineRule="auto"/>
         <w:rPr>
           <w:rFonts w:ascii="Times New Roman" w:hAnsi="Times New Roman" w:cs="Times New Roman"/>
@@ -8599,7 +8609,7 @@
     </w:p>
     <w:p>
       <w:pPr>
-        <w:pStyle w:val="NormalWeb"/>
+        <w:pStyle w:val="Normaalweb"/>
         <w:spacing w:beforeAutospacing="0" w:afterAutospacing="0" w:line="283" w:lineRule="auto"/>
         <w:rPr>
           <w:rFonts w:ascii="Times New Roman" w:hAnsi="Times New Roman" w:cs="Times New Roman"/>
@@ -9235,7 +9245,7 @@
     </w:p>
     <w:p>
       <w:pPr>
-        <w:pStyle w:val="NormalWeb"/>
+        <w:pStyle w:val="Normaalweb"/>
         <w:spacing w:beforeAutospacing="0" w:afterAutospacing="0" w:line="283" w:lineRule="auto"/>
         <w:rPr>
           <w:rFonts w:ascii="Times New Roman" w:hAnsi="Times New Roman" w:cs="Times New Roman"/>
@@ -9248,7 +9258,7 @@
     </w:p>
     <w:p>
       <w:pPr>
-        <w:pStyle w:val="NormalWeb"/>
+        <w:pStyle w:val="Normaalweb"/>
         <w:spacing w:beforeAutospacing="0" w:afterAutospacing="0" w:line="283" w:lineRule="auto"/>
         <w:rPr>
           <w:rFonts w:ascii="Times New Roman" w:hAnsi="Times New Roman" w:cs="Times New Roman"/>
@@ -9302,7 +9312,7 @@
     </w:p>
     <w:p>
       <w:pPr>
-        <w:pStyle w:val="NormalWeb"/>
+        <w:pStyle w:val="Normaalweb"/>
         <w:spacing w:beforeAutospacing="0" w:afterAutospacing="0" w:line="283" w:lineRule="auto"/>
         <w:rPr>
           <w:rFonts w:ascii="Times New Roman" w:hAnsi="Times New Roman" w:cs="Times New Roman"/>
@@ -9345,7 +9355,7 @@
     </w:p>
     <w:p>
       <w:pPr>
-        <w:pStyle w:val="NormalWeb"/>
+        <w:pStyle w:val="Normaalweb"/>
         <w:spacing w:beforeAutospacing="0" w:afterAutospacing="0" w:line="283" w:lineRule="auto"/>
         <w:rPr>
           <w:rFonts w:ascii="Times New Roman" w:hAnsi="Times New Roman" w:cs="Times New Roman"/>
@@ -9885,7 +9895,7 @@
     </w:p>
     <w:p>
       <w:pPr>
-        <w:pStyle w:val="NormalWeb"/>
+        <w:pStyle w:val="Normaalweb"/>
         <w:spacing w:beforeAutospacing="0" w:afterAutospacing="0" w:line="283" w:lineRule="auto"/>
         <w:rPr>
           <w:rFonts w:ascii="Times New Roman" w:hAnsi="Times New Roman" w:cs="Times New Roman"/>
@@ -9898,7 +9908,7 @@
     </w:p>
     <w:p>
       <w:pPr>
-        <w:pStyle w:val="NormalWeb"/>
+        <w:pStyle w:val="Normaalweb"/>
         <w:spacing w:beforeAutospacing="0" w:afterAutospacing="0" w:line="283" w:lineRule="auto"/>
         <w:rPr>
           <w:rFonts w:ascii="Times New Roman" w:hAnsi="Times New Roman" w:cs="Times New Roman"/>
@@ -10456,7 +10466,7 @@
     </w:p>
     <w:p>
       <w:pPr>
-        <w:pStyle w:val="NormalWeb"/>
+        <w:pStyle w:val="Normaalweb"/>
         <w:spacing w:beforeAutospacing="0" w:afterAutospacing="0" w:line="283" w:lineRule="auto"/>
         <w:rPr>
           <w:rFonts w:ascii="Times New Roman" w:hAnsi="Times New Roman" w:cs="Times New Roman"/>
@@ -10469,7 +10479,7 @@
     </w:p>
     <w:p>
       <w:pPr>
-        <w:pStyle w:val="NormalWeb"/>
+        <w:pStyle w:val="Normaalweb"/>
         <w:spacing w:beforeAutospacing="0" w:afterAutospacing="0" w:line="283" w:lineRule="auto"/>
         <w:rPr>
           <w:rFonts w:ascii="Times New Roman" w:hAnsi="Times New Roman" w:cs="Times New Roman"/>
@@ -11036,7 +11046,7 @@
     </w:p>
     <w:p>
       <w:pPr>
-        <w:pStyle w:val="NormalWeb"/>
+        <w:pStyle w:val="Normaalweb"/>
         <w:spacing w:beforeAutospacing="0" w:afterAutospacing="0" w:line="283" w:lineRule="auto"/>
         <w:rPr>
           <w:rFonts w:ascii="Times New Roman" w:hAnsi="Times New Roman" w:cs="Times New Roman"/>
@@ -11049,7 +11059,7 @@
     </w:p>
     <w:p>
       <w:pPr>
-        <w:pStyle w:val="NormalWeb"/>
+        <w:pStyle w:val="Normaalweb"/>
         <w:spacing w:beforeAutospacing="0" w:afterAutospacing="0" w:line="283" w:lineRule="auto"/>
         <w:rPr>
           <w:rFonts w:ascii="Times New Roman" w:hAnsi="Times New Roman" w:cs="Times New Roman"/>
@@ -11697,7 +11707,7 @@
     </w:p>
     <w:p>
       <w:pPr>
-        <w:pStyle w:val="NormalWeb"/>
+        <w:pStyle w:val="Normaalweb"/>
         <w:spacing w:beforeAutospacing="0" w:afterAutospacing="0" w:line="283" w:lineRule="auto"/>
         <w:rPr>
           <w:rFonts w:ascii="Times New Roman" w:hAnsi="Times New Roman" w:cs="Times New Roman"/>
@@ -11710,7 +11720,7 @@
     </w:p>
     <w:p>
       <w:pPr>
-        <w:pStyle w:val="NormalWeb"/>
+        <w:pStyle w:val="Normaalweb"/>
         <w:spacing w:beforeAutospacing="0" w:afterAutospacing="0" w:line="283" w:lineRule="auto"/>
         <w:rPr>
           <w:rFonts w:ascii="Times New Roman" w:hAnsi="Times New Roman" w:cs="Times New Roman"/>
@@ -12026,7 +12036,7 @@
     </w:p>
     <w:p>
       <w:pPr>
-        <w:pStyle w:val="NormalWeb"/>
+        <w:pStyle w:val="Normaalweb"/>
         <w:spacing w:beforeAutospacing="0" w:afterAutospacing="0" w:line="283" w:lineRule="auto"/>
         <w:rPr>
           <w:rFonts w:ascii="Times New Roman" w:hAnsi="Times New Roman" w:cs="Times New Roman"/>
@@ -12090,7 +12100,7 @@
     </w:p>
     <w:p>
       <w:pPr>
-        <w:pStyle w:val="NormalWeb"/>
+        <w:pStyle w:val="Normaalweb"/>
         <w:spacing w:beforeAutospacing="0" w:afterAutospacing="0" w:line="283" w:lineRule="auto"/>
         <w:rPr>
           <w:rFonts w:ascii="Times New Roman" w:hAnsi="Times New Roman" w:cs="Times New Roman"/>
@@ -12103,7 +12113,7 @@
     </w:p>
     <w:p>
       <w:pPr>
-        <w:pStyle w:val="NormalWeb"/>
+        <w:pStyle w:val="Normaalweb"/>
         <w:spacing w:beforeAutospacing="0" w:afterAutospacing="0" w:line="283" w:lineRule="auto"/>
         <w:rPr>
           <w:rFonts w:ascii="Times New Roman" w:hAnsi="Times New Roman" w:cs="Times New Roman"/>
@@ -12301,7 +12311,7 @@
     </w:p>
     <w:p>
       <w:pPr>
-        <w:pStyle w:val="NormalWeb"/>
+        <w:pStyle w:val="Normaalweb"/>
         <w:spacing w:beforeAutospacing="0" w:afterAutospacing="0" w:line="283" w:lineRule="auto"/>
         <w:rPr>
           <w:rFonts w:ascii="Times New Roman" w:hAnsi="Times New Roman" w:cs="Times New Roman"/>
@@ -12314,7 +12324,7 @@
     </w:p>
     <w:p>
       <w:pPr>
-        <w:pStyle w:val="NormalWeb"/>
+        <w:pStyle w:val="Normaalweb"/>
         <w:spacing w:beforeAutospacing="0" w:afterAutospacing="0" w:line="283" w:lineRule="auto"/>
         <w:rPr>
           <w:rFonts w:ascii="Times New Roman" w:hAnsi="Times New Roman" w:cs="Times New Roman"/>
@@ -12861,7 +12871,7 @@
     </w:p>
     <w:p>
       <w:pPr>
-        <w:pStyle w:val="NormalWeb"/>
+        <w:pStyle w:val="Normaalweb"/>
         <w:spacing w:beforeAutospacing="0" w:afterAutospacing="0" w:line="283" w:lineRule="auto"/>
         <w:rPr>
           <w:rFonts w:ascii="Times New Roman" w:hAnsi="Times New Roman" w:cs="Times New Roman"/>
@@ -12874,7 +12884,7 @@
     </w:p>
     <w:p>
       <w:pPr>
-        <w:pStyle w:val="NormalWeb"/>
+        <w:pStyle w:val="Normaalweb"/>
         <w:spacing w:beforeAutospacing="0" w:afterAutospacing="0" w:line="283" w:lineRule="auto"/>
         <w:rPr>
           <w:rFonts w:ascii="Times New Roman" w:hAnsi="Times New Roman" w:cs="Times New Roman"/>
@@ -12925,7 +12935,6 @@
           <w:lang w:val="la-Latn"/>
         </w:rPr>
         <w:br/>
-        <w:t>C</w:t>
       </w:r>
       <w:r>
         <w:rPr>
@@ -12936,17 +12945,17 @@
           <w:szCs w:val="20"/>
           <w:lang w:val="la-Latn"/>
         </w:rPr>
-        <w:t>ai</w:t>
-      </w:r>
-      <w:r>
-        <w:rPr>
-          <w:rFonts w:ascii="Times New Roman" w:hAnsi="Times New Roman" w:cs="Times New Roman"/>
-          <w:color w:val="000000"/>
-          <w:sz w:val="20"/>
-          <w:szCs w:val="20"/>
-          <w:lang w:val="la-Latn"/>
-        </w:rPr>
-        <w:t>. Custos Latinae pacis, a summo duce</w:t>
+        <w:t>@Cai.=</w:t>
+      </w:r>
+      <w:r>
+        <w:rPr>
+          <w:rFonts w:ascii="Times New Roman" w:hAnsi="Times New Roman" w:cs="Times New Roman"/>
+          <w:color w:val="000000"/>
+          <w:sz w:val="20"/>
+          <w:szCs w:val="20"/>
+          <w:lang w:val="la-Latn"/>
+        </w:rPr>
+        <w:t xml:space="preserve"> Custos Latinae pacis, a summo duce</w:t>
       </w:r>
       <w:r>
         <w:rPr>
@@ -13313,7 +13322,6 @@
           <w:lang w:val="la-Latn"/>
         </w:rPr>
         <w:br/>
-        <w:t>P</w:t>
       </w:r>
       <w:r>
         <w:rPr>
@@ -13324,17 +13332,17 @@
           <w:szCs w:val="20"/>
           <w:lang w:val="la-Latn"/>
         </w:rPr>
-        <w:t>on</w:t>
-      </w:r>
-      <w:r>
-        <w:rPr>
-          <w:rFonts w:ascii="Times New Roman" w:hAnsi="Times New Roman" w:cs="Times New Roman"/>
-          <w:color w:val="000000"/>
-          <w:sz w:val="20"/>
-          <w:szCs w:val="20"/>
-          <w:lang w:val="la-Latn"/>
-        </w:rPr>
-        <w:t>. Postquam ira belli mater atque auri fames</w:t>
+        <w:t>@Pon.=</w:t>
+      </w:r>
+      <w:r>
+        <w:rPr>
+          <w:rFonts w:ascii="Times New Roman" w:hAnsi="Times New Roman" w:cs="Times New Roman"/>
+          <w:color w:val="000000"/>
+          <w:sz w:val="20"/>
+          <w:szCs w:val="20"/>
+          <w:lang w:val="la-Latn"/>
+        </w:rPr>
+        <w:t xml:space="preserve"> Postquam ira belli mater atque auri fames</w:t>
       </w:r>
       <w:r>
         <w:rPr>
@@ -13413,7 +13421,7 @@
     </w:p>
     <w:p>
       <w:pPr>
-        <w:pStyle w:val="NormalWeb"/>
+        <w:pStyle w:val="Normaalweb"/>
         <w:spacing w:beforeAutospacing="0" w:afterAutospacing="0" w:line="283" w:lineRule="auto"/>
         <w:rPr>
           <w:rFonts w:ascii="Times New Roman" w:hAnsi="Times New Roman" w:cs="Times New Roman"/>
@@ -13436,7 +13444,7 @@
     </w:p>
     <w:p>
       <w:pPr>
-        <w:pStyle w:val="NormalWeb"/>
+        <w:pStyle w:val="Normaalweb"/>
         <w:spacing w:beforeAutospacing="0" w:afterAutospacing="0" w:line="283" w:lineRule="auto"/>
         <w:rPr>
           <w:rFonts w:ascii="Times New Roman" w:hAnsi="Times New Roman" w:cs="Times New Roman"/>
@@ -13449,7 +13457,7 @@
     </w:p>
     <w:p>
       <w:pPr>
-        <w:pStyle w:val="NormalWeb"/>
+        <w:pStyle w:val="Normaalweb"/>
         <w:spacing w:beforeAutospacing="0" w:afterAutospacing="0" w:line="283" w:lineRule="auto"/>
         <w:rPr>
           <w:rFonts w:ascii="Times New Roman" w:hAnsi="Times New Roman" w:cs="Times New Roman"/>
@@ -14077,7 +14085,6 @@
           <w:lang w:val="la-Latn"/>
         </w:rPr>
         <w:br/>
-        <w:t>C</w:t>
       </w:r>
       <w:r>
         <w:rPr>
@@ -14088,17 +14095,17 @@
           <w:szCs w:val="20"/>
           <w:lang w:val="la-Latn"/>
         </w:rPr>
-        <w:t>ai</w:t>
-      </w:r>
-      <w:r>
-        <w:rPr>
-          <w:rFonts w:ascii="Times New Roman" w:hAnsi="Times New Roman" w:cs="Times New Roman"/>
-          <w:color w:val="000000"/>
-          <w:sz w:val="20"/>
-          <w:szCs w:val="20"/>
-          <w:lang w:val="la-Latn"/>
-        </w:rPr>
-        <w:t>. Quamvis avorum placita quod nobis manent</w:t>
+        <w:t>@Cai.=</w:t>
+      </w:r>
+      <w:r>
+        <w:rPr>
+          <w:rFonts w:ascii="Times New Roman" w:hAnsi="Times New Roman" w:cs="Times New Roman"/>
+          <w:color w:val="000000"/>
+          <w:sz w:val="20"/>
+          <w:szCs w:val="20"/>
+          <w:lang w:val="la-Latn"/>
+        </w:rPr>
+        <w:t xml:space="preserve"> Quamvis avorum placita quod nobis manent</w:t>
       </w:r>
       <w:r>
         <w:rPr>
@@ -14125,7 +14132,7 @@
     </w:p>
     <w:p>
       <w:pPr>
-        <w:pStyle w:val="NormalWeb"/>
+        <w:pStyle w:val="Normaalweb"/>
         <w:spacing w:beforeAutospacing="0" w:afterAutospacing="0" w:line="283" w:lineRule="auto"/>
         <w:rPr>
           <w:rFonts w:ascii="Times New Roman" w:hAnsi="Times New Roman" w:cs="Times New Roman"/>
@@ -14138,7 +14145,7 @@
     </w:p>
     <w:p>
       <w:pPr>
-        <w:pStyle w:val="NormalWeb"/>
+        <w:pStyle w:val="Normaalweb"/>
         <w:spacing w:beforeAutospacing="0" w:afterAutospacing="0" w:line="283" w:lineRule="auto"/>
         <w:rPr>
           <w:rFonts w:ascii="Times New Roman" w:hAnsi="Times New Roman" w:cs="Times New Roman"/>
@@ -14778,7 +14785,6 @@
           <w:lang w:val="la-Latn"/>
         </w:rPr>
         <w:br/>
-        <w:t>P</w:t>
       </w:r>
       <w:r>
         <w:rPr>
@@ -14789,22 +14795,22 @@
           <w:szCs w:val="20"/>
           <w:lang w:val="la-Latn"/>
         </w:rPr>
-        <w:t>on</w:t>
-      </w:r>
-      <w:r>
-        <w:rPr>
-          <w:rFonts w:ascii="Times New Roman" w:hAnsi="Times New Roman" w:cs="Times New Roman"/>
-          <w:color w:val="000000"/>
-          <w:sz w:val="20"/>
-          <w:szCs w:val="20"/>
-          <w:lang w:val="la-Latn"/>
-        </w:rPr>
-        <w:t>. Ambigua prudens causa consilium expetit.</w:t>
+        <w:t>@Pon.=</w:t>
+      </w:r>
+      <w:r>
+        <w:rPr>
+          <w:rFonts w:ascii="Times New Roman" w:hAnsi="Times New Roman" w:cs="Times New Roman"/>
+          <w:color w:val="000000"/>
+          <w:sz w:val="20"/>
+          <w:szCs w:val="20"/>
+          <w:lang w:val="la-Latn"/>
+        </w:rPr>
+        <w:t xml:space="preserve"> Ambigua prudens causa consilium expetit.</w:t>
       </w:r>
     </w:p>
     <w:p>
       <w:pPr>
-        <w:pStyle w:val="NormalWeb"/>
+        <w:pStyle w:val="Normaalweb"/>
         <w:spacing w:beforeAutospacing="0" w:afterAutospacing="0" w:line="283" w:lineRule="auto"/>
         <w:rPr>
           <w:rFonts w:ascii="Times New Roman" w:hAnsi="Times New Roman" w:cs="Times New Roman"/>
@@ -14827,7 +14833,7 @@
     </w:p>
     <w:p>
       <w:pPr>
-        <w:pStyle w:val="NormalWeb"/>
+        <w:pStyle w:val="Normaalweb"/>
         <w:spacing w:beforeAutospacing="0" w:afterAutospacing="0" w:line="283" w:lineRule="auto"/>
         <w:rPr>
           <w:rFonts w:ascii="Times New Roman" w:hAnsi="Times New Roman" w:cs="Times New Roman"/>
@@ -14840,7 +14846,7 @@
     </w:p>
     <w:p>
       <w:pPr>
-        <w:pStyle w:val="NormalWeb"/>
+        <w:pStyle w:val="Normaalweb"/>
         <w:spacing w:beforeAutospacing="0" w:afterAutospacing="0" w:line="283" w:lineRule="auto"/>
         <w:rPr>
           <w:rFonts w:ascii="Times New Roman" w:hAnsi="Times New Roman" w:cs="Times New Roman"/>
@@ -14966,7 +14972,7 @@
     </w:p>
     <w:p>
       <w:pPr>
-        <w:pStyle w:val="NormalWeb"/>
+        <w:pStyle w:val="Normaalweb"/>
         <w:spacing w:beforeAutospacing="0" w:afterAutospacing="0" w:line="283" w:lineRule="auto"/>
         <w:rPr>
           <w:rFonts w:ascii="Times New Roman" w:hAnsi="Times New Roman" w:cs="Times New Roman"/>
@@ -14979,7 +14985,7 @@
     </w:p>
     <w:p>
       <w:pPr>
-        <w:pStyle w:val="NormalWeb"/>
+        <w:pStyle w:val="Normaalweb"/>
         <w:spacing w:beforeAutospacing="0" w:afterAutospacing="0" w:line="283" w:lineRule="auto"/>
         <w:rPr>
           <w:rFonts w:ascii="Times New Roman" w:hAnsi="Times New Roman" w:cs="Times New Roman"/>
@@ -15103,7 +15109,7 @@
     </w:p>
     <w:p>
       <w:pPr>
-        <w:pStyle w:val="NormalWeb"/>
+        <w:pStyle w:val="Normaalweb"/>
         <w:spacing w:beforeAutospacing="0" w:afterAutospacing="0" w:line="283" w:lineRule="auto"/>
         <w:rPr>
           <w:rFonts w:ascii="Times New Roman" w:hAnsi="Times New Roman" w:cs="Times New Roman"/>
@@ -15473,7 +15479,7 @@
     </w:p>
     <w:p>
       <w:pPr>
-        <w:pStyle w:val="NormalWeb"/>
+        <w:pStyle w:val="Normaalweb"/>
         <w:spacing w:beforeAutospacing="0" w:afterAutospacing="0" w:line="283" w:lineRule="auto"/>
         <w:rPr>
           <w:rFonts w:ascii="Times New Roman" w:hAnsi="Times New Roman" w:cs="Times New Roman"/>
@@ -15486,7 +15492,7 @@
     </w:p>
     <w:p>
       <w:pPr>
-        <w:pStyle w:val="NormalWeb"/>
+        <w:pStyle w:val="Normaalweb"/>
         <w:spacing w:beforeAutospacing="0" w:afterAutospacing="0" w:line="283" w:lineRule="auto"/>
         <w:rPr>
           <w:rFonts w:ascii="Times New Roman" w:hAnsi="Times New Roman" w:cs="Times New Roman"/>
@@ -16014,7 +16020,7 @@
     </w:p>
     <w:p>
       <w:pPr>
-        <w:pStyle w:val="NormalWeb"/>
+        <w:pStyle w:val="Normaalweb"/>
         <w:spacing w:beforeAutospacing="0" w:afterAutospacing="0" w:line="283" w:lineRule="auto"/>
         <w:rPr>
           <w:rFonts w:ascii="Times New Roman" w:hAnsi="Times New Roman" w:cs="Times New Roman"/>
@@ -16037,7 +16043,7 @@
     </w:p>
     <w:p>
       <w:pPr>
-        <w:pStyle w:val="NormalWeb"/>
+        <w:pStyle w:val="Normaalweb"/>
         <w:spacing w:beforeAutospacing="0" w:afterAutospacing="0" w:line="283" w:lineRule="auto"/>
         <w:rPr>
           <w:rFonts w:ascii="Times New Roman" w:hAnsi="Times New Roman" w:cs="Times New Roman"/>
@@ -16050,7 +16056,7 @@
     </w:p>
     <w:p>
       <w:pPr>
-        <w:pStyle w:val="NormalWeb"/>
+        <w:pStyle w:val="Normaalweb"/>
         <w:spacing w:beforeAutospacing="0" w:afterAutospacing="0" w:line="283" w:lineRule="auto"/>
         <w:rPr>
           <w:rFonts w:ascii="Times New Roman" w:hAnsi="Times New Roman" w:cs="Times New Roman"/>
@@ -16587,7 +16593,7 @@
     </w:p>
     <w:p>
       <w:pPr>
-        <w:pStyle w:val="NormalWeb"/>
+        <w:pStyle w:val="Normaalweb"/>
         <w:spacing w:beforeAutospacing="0" w:afterAutospacing="0" w:line="283" w:lineRule="auto"/>
         <w:rPr>
           <w:rFonts w:ascii="Times New Roman" w:hAnsi="Times New Roman" w:cs="Times New Roman"/>
@@ -16622,7 +16628,7 @@
     </w:p>
     <w:p>
       <w:pPr>
-        <w:pStyle w:val="NormalWeb"/>
+        <w:pStyle w:val="Normaalweb"/>
         <w:spacing w:beforeAutospacing="0" w:afterAutospacing="0" w:line="283" w:lineRule="auto"/>
         <w:rPr>
           <w:rFonts w:ascii="Times New Roman" w:hAnsi="Times New Roman" w:cs="Times New Roman"/>
@@ -16665,7 +16671,7 @@
     </w:p>
     <w:p>
       <w:pPr>
-        <w:pStyle w:val="NormalWeb"/>
+        <w:pStyle w:val="Normaalweb"/>
         <w:spacing w:beforeAutospacing="0" w:afterAutospacing="0" w:line="283" w:lineRule="auto"/>
         <w:rPr>
           <w:rFonts w:ascii="Times New Roman" w:hAnsi="Times New Roman" w:cs="Times New Roman"/>
@@ -16678,7 +16684,7 @@
     </w:p>
     <w:p>
       <w:pPr>
-        <w:pStyle w:val="NormalWeb"/>
+        <w:pStyle w:val="Normaalweb"/>
         <w:spacing w:beforeAutospacing="0" w:afterAutospacing="0" w:line="283" w:lineRule="auto"/>
         <w:rPr>
           <w:rFonts w:ascii="Times New Roman" w:hAnsi="Times New Roman" w:cs="Times New Roman"/>
@@ -17219,7 +17225,7 @@
     </w:p>
     <w:p>
       <w:pPr>
-        <w:pStyle w:val="NormalWeb"/>
+        <w:pStyle w:val="Normaalweb"/>
         <w:spacing w:beforeAutospacing="0" w:afterAutospacing="0" w:line="283" w:lineRule="auto"/>
         <w:rPr>
           <w:rFonts w:ascii="Times New Roman" w:hAnsi="Times New Roman" w:cs="Times New Roman"/>
@@ -17242,7 +17248,7 @@
     </w:p>
     <w:p>
       <w:pPr>
-        <w:pStyle w:val="NormalWeb"/>
+        <w:pStyle w:val="Normaalweb"/>
         <w:spacing w:beforeAutospacing="0" w:afterAutospacing="0" w:line="283" w:lineRule="auto"/>
         <w:rPr>
           <w:rFonts w:ascii="Times New Roman" w:hAnsi="Times New Roman" w:cs="Times New Roman"/>
@@ -17255,7 +17261,7 @@
     </w:p>
     <w:p>
       <w:pPr>
-        <w:pStyle w:val="NormalWeb"/>
+        <w:pStyle w:val="Normaalweb"/>
         <w:spacing w:beforeAutospacing="0" w:afterAutospacing="0" w:line="283" w:lineRule="auto"/>
         <w:rPr>
           <w:rFonts w:ascii="Times New Roman" w:hAnsi="Times New Roman" w:cs="Times New Roman"/>
@@ -17295,7 +17301,6 @@
           <w:lang w:val="la-Latn"/>
         </w:rPr>
         <w:br/>
-        <w:t>C</w:t>
       </w:r>
       <w:r>
         <w:rPr>
@@ -17306,17 +17311,17 @@
           <w:szCs w:val="20"/>
           <w:lang w:val="la-Latn"/>
         </w:rPr>
-        <w:t>ai</w:t>
-      </w:r>
-      <w:r>
-        <w:rPr>
-          <w:rFonts w:ascii="Times New Roman" w:hAnsi="Times New Roman" w:cs="Times New Roman"/>
-          <w:color w:val="000000"/>
-          <w:sz w:val="20"/>
-          <w:szCs w:val="20"/>
-          <w:lang w:val="la-Latn"/>
-        </w:rPr>
-        <w:t>. Meritone culpes temet ac peragas reum,</w:t>
+        <w:t>@Cai.=</w:t>
+      </w:r>
+      <w:r>
+        <w:rPr>
+          <w:rFonts w:ascii="Times New Roman" w:hAnsi="Times New Roman" w:cs="Times New Roman"/>
+          <w:color w:val="000000"/>
+          <w:sz w:val="20"/>
+          <w:szCs w:val="20"/>
+          <w:lang w:val="la-Latn"/>
+        </w:rPr>
+        <w:t xml:space="preserve"> Meritone culpes temet ac peragas reum,</w:t>
       </w:r>
       <w:r>
         <w:rPr>
@@ -17431,7 +17436,6 @@
           <w:lang w:val="la-Latn"/>
         </w:rPr>
         <w:br/>
-        <w:t>I</w:t>
       </w:r>
       <w:r>
         <w:rPr>
@@ -17442,17 +17446,17 @@
           <w:szCs w:val="20"/>
           <w:lang w:val="la-Latn"/>
         </w:rPr>
-        <w:t>vd</w:t>
-      </w:r>
-      <w:r>
-        <w:rPr>
-          <w:rFonts w:ascii="Times New Roman" w:hAnsi="Times New Roman" w:cs="Times New Roman"/>
-          <w:color w:val="000000"/>
-          <w:sz w:val="20"/>
-          <w:szCs w:val="20"/>
-          <w:lang w:val="la-Latn"/>
-        </w:rPr>
-        <w:t>. Hoc fas et aequum vestra si pietas docet,</w:t>
+        <w:t>@Ivd.=</w:t>
+      </w:r>
+      <w:r>
+        <w:rPr>
+          <w:rFonts w:ascii="Times New Roman" w:hAnsi="Times New Roman" w:cs="Times New Roman"/>
+          <w:color w:val="000000"/>
+          <w:sz w:val="20"/>
+          <w:szCs w:val="20"/>
+          <w:lang w:val="la-Latn"/>
+        </w:rPr>
+        <w:t xml:space="preserve"> Hoc fas et aequum vestra si pietas docet,</w:t>
       </w:r>
       <w:r>
         <w:rPr>
@@ -17893,7 +17897,7 @@
     </w:p>
     <w:p>
       <w:pPr>
-        <w:pStyle w:val="NormalWeb"/>
+        <w:pStyle w:val="Normaalweb"/>
         <w:spacing w:beforeAutospacing="0" w:afterAutospacing="0" w:line="283" w:lineRule="auto"/>
         <w:rPr>
           <w:rFonts w:ascii="Times New Roman" w:hAnsi="Times New Roman" w:cs="Times New Roman"/>
@@ -17906,7 +17910,7 @@
     </w:p>
     <w:p>
       <w:pPr>
-        <w:pStyle w:val="NormalWeb"/>
+        <w:pStyle w:val="Normaalweb"/>
         <w:spacing w:beforeAutospacing="0" w:afterAutospacing="0" w:line="283" w:lineRule="auto"/>
         <w:rPr>
           <w:rFonts w:ascii="Times New Roman" w:hAnsi="Times New Roman" w:cs="Times New Roman"/>
@@ -18582,7 +18586,7 @@
     </w:p>
     <w:p>
       <w:pPr>
-        <w:pStyle w:val="NormalWeb"/>
+        <w:pStyle w:val="Normaalweb"/>
         <w:spacing w:beforeAutospacing="0" w:afterAutospacing="0" w:line="283" w:lineRule="auto"/>
         <w:rPr>
           <w:rFonts w:ascii="Times New Roman" w:hAnsi="Times New Roman" w:cs="Times New Roman"/>
@@ -18605,7 +18609,7 @@
     </w:p>
     <w:p>
       <w:pPr>
-        <w:pStyle w:val="NormalWeb"/>
+        <w:pStyle w:val="Normaalweb"/>
         <w:spacing w:beforeAutospacing="0" w:afterAutospacing="0" w:line="283" w:lineRule="auto"/>
         <w:rPr>
           <w:rFonts w:ascii="Times New Roman" w:hAnsi="Times New Roman" w:cs="Times New Roman"/>
@@ -18618,7 +18622,7 @@
     </w:p>
     <w:p>
       <w:pPr>
-        <w:pStyle w:val="NormalWeb"/>
+        <w:pStyle w:val="Normaalweb"/>
         <w:spacing w:beforeAutospacing="0" w:afterAutospacing="0" w:line="283" w:lineRule="auto"/>
         <w:rPr>
           <w:rFonts w:ascii="Times New Roman" w:hAnsi="Times New Roman" w:cs="Times New Roman"/>
@@ -18684,7 +18688,7 @@
     </w:p>
     <w:p>
       <w:pPr>
-        <w:pStyle w:val="NormalWeb"/>
+        <w:pStyle w:val="Normaalweb"/>
         <w:spacing w:beforeAutospacing="0" w:afterAutospacing="0" w:line="283" w:lineRule="auto"/>
         <w:rPr>
           <w:rFonts w:ascii="Times New Roman" w:hAnsi="Times New Roman" w:cs="Times New Roman"/>
@@ -18808,7 +18812,7 @@
     </w:p>
     <w:p>
       <w:pPr>
-        <w:pStyle w:val="NormalWeb"/>
+        <w:pStyle w:val="Normaalweb"/>
         <w:spacing w:beforeAutospacing="0" w:afterAutospacing="0" w:line="283" w:lineRule="auto"/>
         <w:rPr>
           <w:rFonts w:ascii="Times New Roman" w:hAnsi="Times New Roman" w:cs="Times New Roman"/>
@@ -19228,7 +19232,7 @@
     </w:p>
     <w:p>
       <w:pPr>
-        <w:pStyle w:val="NormalWeb"/>
+        <w:pStyle w:val="Normaalweb"/>
         <w:spacing w:beforeAutospacing="0" w:afterAutospacing="0" w:line="283" w:lineRule="auto"/>
         <w:rPr>
           <w:rFonts w:ascii="Times New Roman" w:hAnsi="Times New Roman" w:cs="Times New Roman"/>
@@ -19241,7 +19245,7 @@
     </w:p>
     <w:p>
       <w:pPr>
-        <w:pStyle w:val="NormalWeb"/>
+        <w:pStyle w:val="Normaalweb"/>
         <w:spacing w:beforeAutospacing="0" w:afterAutospacing="0" w:line="283" w:lineRule="auto"/>
         <w:rPr>
           <w:rFonts w:ascii="Times New Roman" w:hAnsi="Times New Roman" w:cs="Times New Roman"/>
@@ -19849,7 +19853,7 @@
     </w:p>
     <w:p>
       <w:pPr>
-        <w:pStyle w:val="NormalWeb"/>
+        <w:pStyle w:val="Normaalweb"/>
         <w:spacing w:beforeAutospacing="0" w:afterAutospacing="0" w:line="283" w:lineRule="auto"/>
         <w:rPr>
           <w:rFonts w:ascii="Times New Roman" w:hAnsi="Times New Roman" w:cs="Times New Roman"/>
@@ -19862,7 +19866,7 @@
     </w:p>
     <w:p>
       <w:pPr>
-        <w:pStyle w:val="NormalWeb"/>
+        <w:pStyle w:val="Normaalweb"/>
         <w:spacing w:beforeAutospacing="0" w:afterAutospacing="0" w:line="283" w:lineRule="auto"/>
         <w:rPr>
           <w:rFonts w:ascii="Times New Roman" w:hAnsi="Times New Roman" w:cs="Times New Roman"/>
@@ -20530,7 +20534,7 @@
     </w:p>
     <w:p>
       <w:pPr>
-        <w:pStyle w:val="NormalWeb"/>
+        <w:pStyle w:val="Normaalweb"/>
         <w:spacing w:beforeAutospacing="0" w:afterAutospacing="0" w:line="283" w:lineRule="auto"/>
         <w:rPr>
           <w:rFonts w:ascii="Times New Roman" w:hAnsi="Times New Roman" w:cs="Times New Roman"/>
@@ -20543,7 +20547,7 @@
     </w:p>
     <w:p>
       <w:pPr>
-        <w:pStyle w:val="NormalWeb"/>
+        <w:pStyle w:val="Normaalweb"/>
         <w:spacing w:beforeAutospacing="0" w:afterAutospacing="0" w:line="283" w:lineRule="auto"/>
         <w:rPr>
           <w:rFonts w:ascii="Times New Roman" w:hAnsi="Times New Roman" w:cs="Times New Roman"/>
@@ -20967,7 +20971,7 @@
           <w:lang w:val="la-Latn"/>
         </w:rPr>
         <w:br/>
-        <w:t>Spectate miserum. T</w:t>
+        <w:t xml:space="preserve">Spectate miserum. </w:t>
       </w:r>
       <w:r>
         <w:rPr>
@@ -20978,17 +20982,17 @@
           <w:szCs w:val="20"/>
           <w:lang w:val="la-Latn"/>
         </w:rPr>
-        <w:t>vr</w:t>
-      </w:r>
-      <w:r>
-        <w:rPr>
-          <w:rFonts w:ascii="Times New Roman" w:hAnsi="Times New Roman" w:cs="Times New Roman"/>
-          <w:color w:val="000000"/>
-          <w:sz w:val="20"/>
-          <w:szCs w:val="20"/>
-          <w:lang w:val="la-Latn"/>
-        </w:rPr>
-        <w:t>. Tolle et hoc purga solum</w:t>
+        <w:t>@Tvr.=</w:t>
+      </w:r>
+      <w:r>
+        <w:rPr>
+          <w:rFonts w:ascii="Times New Roman" w:hAnsi="Times New Roman" w:cs="Times New Roman"/>
+          <w:color w:val="000000"/>
+          <w:sz w:val="20"/>
+          <w:szCs w:val="20"/>
+          <w:lang w:val="la-Latn"/>
+        </w:rPr>
+        <w:t xml:space="preserve"> Tolle et hoc purga solum</w:t>
       </w:r>
       <w:r>
         <w:rPr>
@@ -21030,7 +21034,6 @@
           <w:lang w:val="la-Latn"/>
         </w:rPr>
         <w:br/>
-        <w:t>P</w:t>
       </w:r>
       <w:r>
         <w:rPr>
@@ -21041,17 +21044,17 @@
           <w:szCs w:val="20"/>
           <w:lang w:val="la-Latn"/>
         </w:rPr>
-        <w:t>on</w:t>
-      </w:r>
-      <w:r>
-        <w:rPr>
-          <w:rFonts w:ascii="Times New Roman" w:hAnsi="Times New Roman" w:cs="Times New Roman"/>
-          <w:color w:val="000000"/>
-          <w:sz w:val="20"/>
-          <w:szCs w:val="20"/>
-          <w:lang w:val="la-Latn"/>
-        </w:rPr>
-        <w:t>. Vestrumne regem? T</w:t>
+        <w:t>@Pon.=</w:t>
+      </w:r>
+      <w:r>
+        <w:rPr>
+          <w:rFonts w:ascii="Times New Roman" w:hAnsi="Times New Roman" w:cs="Times New Roman"/>
+          <w:color w:val="000000"/>
+          <w:sz w:val="20"/>
+          <w:szCs w:val="20"/>
+          <w:lang w:val="la-Latn"/>
+        </w:rPr>
+        <w:t xml:space="preserve"> Vestrumne regem? </w:t>
       </w:r>
       <w:r>
         <w:rPr>
@@ -21062,17 +21065,17 @@
           <w:szCs w:val="20"/>
           <w:lang w:val="la-Latn"/>
         </w:rPr>
-        <w:t>vr</w:t>
-      </w:r>
-      <w:r>
-        <w:rPr>
-          <w:rFonts w:ascii="Times New Roman" w:hAnsi="Times New Roman" w:cs="Times New Roman"/>
-          <w:color w:val="000000"/>
-          <w:sz w:val="20"/>
-          <w:szCs w:val="20"/>
-          <w:lang w:val="la-Latn"/>
-        </w:rPr>
-        <w:t>. Nulla consortem sui</w:t>
+        <w:t>@Tvr.=</w:t>
+      </w:r>
+      <w:r>
+        <w:rPr>
+          <w:rFonts w:ascii="Times New Roman" w:hAnsi="Times New Roman" w:cs="Times New Roman"/>
+          <w:color w:val="000000"/>
+          <w:sz w:val="20"/>
+          <w:szCs w:val="20"/>
+          <w:lang w:val="la-Latn"/>
+        </w:rPr>
+        <w:t xml:space="preserve"> Nulla consortem sui</w:t>
       </w:r>
       <w:r>
         <w:rPr>
@@ -21242,7 +21245,7 @@
     </w:p>
     <w:p>
       <w:pPr>
-        <w:pStyle w:val="NormalWeb"/>
+        <w:pStyle w:val="Normaalweb"/>
         <w:spacing w:beforeAutospacing="0" w:afterAutospacing="0" w:line="283" w:lineRule="auto"/>
         <w:rPr>
           <w:rFonts w:ascii="Times New Roman" w:hAnsi="Times New Roman" w:cs="Times New Roman"/>
@@ -21255,7 +21258,7 @@
     </w:p>
     <w:p>
       <w:pPr>
-        <w:pStyle w:val="NormalWeb"/>
+        <w:pStyle w:val="Normaalweb"/>
         <w:spacing w:beforeAutospacing="0" w:afterAutospacing="0" w:line="283" w:lineRule="auto"/>
         <w:rPr>
           <w:rFonts w:ascii="Times New Roman" w:hAnsi="Times New Roman" w:cs="Times New Roman"/>
@@ -21336,7 +21339,6 @@
           <w:lang w:val="la-Latn"/>
         </w:rPr>
         <w:br/>
-        <w:t>P</w:t>
       </w:r>
       <w:r>
         <w:rPr>
@@ -21347,17 +21349,17 @@
           <w:szCs w:val="20"/>
           <w:lang w:val="la-Latn"/>
         </w:rPr>
-        <w:t>on</w:t>
-      </w:r>
-      <w:r>
-        <w:rPr>
-          <w:rFonts w:ascii="Times New Roman" w:hAnsi="Times New Roman" w:cs="Times New Roman"/>
-          <w:color w:val="000000"/>
-          <w:sz w:val="20"/>
-          <w:szCs w:val="20"/>
-          <w:lang w:val="la-Latn"/>
-        </w:rPr>
-        <w:t>. Crescit tumultus</w:t>
+        <w:t>@Pon.=</w:t>
+      </w:r>
+      <w:r>
+        <w:rPr>
+          <w:rFonts w:ascii="Times New Roman" w:hAnsi="Times New Roman" w:cs="Times New Roman"/>
+          <w:color w:val="000000"/>
+          <w:sz w:val="20"/>
+          <w:szCs w:val="20"/>
+          <w:lang w:val="la-Latn"/>
+        </w:rPr>
+        <w:t xml:space="preserve"> Crescit tumultus</w:t>
       </w:r>
       <w:r>
         <w:rPr>
@@ -21630,7 +21632,6 @@
           <w:lang w:val="la-Latn"/>
         </w:rPr>
         <w:br/>
-        <w:t>T</w:t>
       </w:r>
       <w:r>
         <w:rPr>
@@ -21641,17 +21642,17 @@
           <w:szCs w:val="20"/>
           <w:lang w:val="la-Latn"/>
         </w:rPr>
-        <w:t>vr</w:t>
-      </w:r>
-      <w:r>
-        <w:rPr>
-          <w:rFonts w:ascii="Times New Roman" w:hAnsi="Times New Roman" w:cs="Times New Roman"/>
-          <w:color w:val="000000"/>
-          <w:sz w:val="20"/>
-          <w:szCs w:val="20"/>
-          <w:lang w:val="la-Latn"/>
-        </w:rPr>
-        <w:t xml:space="preserve">. Securus esto. </w:t>
+        <w:t>@Tvr.=</w:t>
+      </w:r>
+      <w:r>
+        <w:rPr>
+          <w:rFonts w:ascii="Times New Roman" w:hAnsi="Times New Roman" w:cs="Times New Roman"/>
+          <w:color w:val="000000"/>
+          <w:sz w:val="20"/>
+          <w:szCs w:val="20"/>
+          <w:lang w:val="la-Latn"/>
+        </w:rPr>
+        <w:t xml:space="preserve"> Securus esto. </w:t>
       </w:r>
       <w:r>
         <w:rPr>
@@ -21734,7 +21735,6 @@
           <w:lang w:val="la-Latn"/>
         </w:rPr>
         <w:br/>
-        <w:t>P</w:t>
       </w:r>
       <w:r>
         <w:rPr>
@@ -21745,17 +21745,17 @@
           <w:szCs w:val="20"/>
           <w:lang w:val="la-Latn"/>
         </w:rPr>
-        <w:t>on</w:t>
-      </w:r>
-      <w:r>
-        <w:rPr>
-          <w:rFonts w:ascii="Times New Roman" w:hAnsi="Times New Roman" w:cs="Times New Roman"/>
-          <w:color w:val="000000"/>
-          <w:sz w:val="20"/>
-          <w:szCs w:val="20"/>
-          <w:lang w:val="la-Latn"/>
-        </w:rPr>
-        <w:t>. Ergo hic,</w:t>
+        <w:t>@Pon.=</w:t>
+      </w:r>
+      <w:r>
+        <w:rPr>
+          <w:rFonts w:ascii="Times New Roman" w:hAnsi="Times New Roman" w:cs="Times New Roman"/>
+          <w:color w:val="000000"/>
+          <w:sz w:val="20"/>
+          <w:szCs w:val="20"/>
+          <w:lang w:val="la-Latn"/>
+        </w:rPr>
+        <w:t xml:space="preserve"> Ergo hic,</w:t>
       </w:r>
       <w:r>
         <w:rPr>
@@ -21843,7 +21843,7 @@
     </w:p>
     <w:p>
       <w:pPr>
-        <w:pStyle w:val="NormalWeb"/>
+        <w:pStyle w:val="Normaalweb"/>
         <w:spacing w:beforeAutospacing="0" w:afterAutospacing="0" w:line="283" w:lineRule="auto"/>
         <w:rPr>
           <w:rFonts w:ascii="Times New Roman" w:hAnsi="Times New Roman" w:cs="Times New Roman"/>
@@ -21856,7 +21856,7 @@
     </w:p>
     <w:p>
       <w:pPr>
-        <w:pStyle w:val="NormalWeb"/>
+        <w:pStyle w:val="Normaalweb"/>
         <w:spacing w:beforeAutospacing="0" w:afterAutospacing="0" w:line="283" w:lineRule="auto"/>
         <w:rPr>
           <w:rFonts w:ascii="Times New Roman" w:hAnsi="Times New Roman" w:cs="Times New Roman"/>
@@ -22010,7 +22010,7 @@
     </w:p>
     <w:p>
       <w:pPr>
-        <w:pStyle w:val="NormalWeb"/>
+        <w:pStyle w:val="Normaalweb"/>
         <w:spacing w:beforeAutospacing="0" w:afterAutospacing="0" w:line="283" w:lineRule="auto"/>
         <w:rPr>
           <w:rFonts w:ascii="Times New Roman" w:hAnsi="Times New Roman" w:cs="Times New Roman"/>
@@ -22422,7 +22422,7 @@
     </w:p>
     <w:p>
       <w:pPr>
-        <w:pStyle w:val="NormalWeb"/>
+        <w:pStyle w:val="Normaalweb"/>
         <w:spacing w:beforeAutospacing="0" w:afterAutospacing="0" w:line="283" w:lineRule="auto"/>
         <w:rPr>
           <w:rFonts w:ascii="Times New Roman" w:hAnsi="Times New Roman" w:cs="Times New Roman"/>
@@ -22435,7 +22435,7 @@
     </w:p>
     <w:p>
       <w:pPr>
-        <w:pStyle w:val="NormalWeb"/>
+        <w:pStyle w:val="Normaalweb"/>
         <w:spacing w:beforeAutospacing="0" w:afterAutospacing="0" w:line="283" w:lineRule="auto"/>
         <w:rPr>
           <w:rFonts w:ascii="Times New Roman" w:hAnsi="Times New Roman" w:cs="Times New Roman"/>
@@ -22952,7 +22952,7 @@
     </w:p>
     <w:p>
       <w:pPr>
-        <w:pStyle w:val="NormalWeb"/>
+        <w:pStyle w:val="Normaalweb"/>
         <w:spacing w:beforeAutospacing="0" w:afterAutospacing="0" w:line="283" w:lineRule="auto"/>
         <w:rPr>
           <w:rFonts w:ascii="Times New Roman" w:hAnsi="Times New Roman" w:cs="Times New Roman"/>
@@ -22965,7 +22965,7 @@
     </w:p>
     <w:p>
       <w:pPr>
-        <w:pStyle w:val="NormalWeb"/>
+        <w:pStyle w:val="Normaalweb"/>
         <w:spacing w:beforeAutospacing="0" w:afterAutospacing="0" w:line="283" w:lineRule="auto"/>
         <w:rPr>
           <w:rFonts w:ascii="Times New Roman" w:hAnsi="Times New Roman" w:cs="Times New Roman"/>
@@ -23381,7 +23381,27 @@
           <w:lang w:val="la-Latn"/>
         </w:rPr>
         <w:br/>
-        <w:t>IES. Ne Iudaeae, ne me nimium</w:t>
+      </w:r>
+      <w:r>
+        <w:rPr>
+          <w:rFonts w:ascii="Times New Roman" w:hAnsi="Times New Roman" w:cs="Times New Roman"/>
+          <w:smallCaps/>
+          <w:color w:val="000000"/>
+          <w:sz w:val="20"/>
+          <w:szCs w:val="20"/>
+          <w:lang w:val="la-Latn"/>
+        </w:rPr>
+        <w:t>@Ies.=</w:t>
+      </w:r>
+      <w:r>
+        <w:rPr>
+          <w:rFonts w:ascii="Times New Roman" w:hAnsi="Times New Roman" w:cs="Times New Roman"/>
+          <w:color w:val="000000"/>
+          <w:sz w:val="20"/>
+          <w:szCs w:val="20"/>
+          <w:lang w:val="la-Latn"/>
+        </w:rPr>
+        <w:t xml:space="preserve"> Ne Iudaeae, ne me nimium</w:t>
       </w:r>
       <w:r>
         <w:rPr>
@@ -23532,7 +23552,7 @@
     </w:p>
     <w:p>
       <w:pPr>
-        <w:pStyle w:val="NormalWeb"/>
+        <w:pStyle w:val="Normaalweb"/>
         <w:spacing w:beforeAutospacing="0" w:afterAutospacing="0" w:line="283" w:lineRule="auto"/>
         <w:rPr>
           <w:rFonts w:ascii="Times New Roman" w:hAnsi="Times New Roman" w:cs="Times New Roman"/>
@@ -23555,7 +23575,7 @@
     </w:p>
     <w:p>
       <w:pPr>
-        <w:pStyle w:val="NormalWeb"/>
+        <w:pStyle w:val="Normaalweb"/>
         <w:spacing w:beforeAutospacing="0" w:afterAutospacing="0" w:line="283" w:lineRule="auto"/>
         <w:rPr>
           <w:rFonts w:ascii="Times New Roman" w:hAnsi="Times New Roman" w:cs="Times New Roman"/>
@@ -23568,7 +23588,7 @@
     </w:p>
     <w:p>
       <w:pPr>
-        <w:pStyle w:val="NormalWeb"/>
+        <w:pStyle w:val="Normaalweb"/>
         <w:spacing w:beforeAutospacing="0" w:afterAutospacing="0" w:line="283" w:lineRule="auto"/>
         <w:rPr>
           <w:rFonts w:ascii="Times New Roman" w:hAnsi="Times New Roman" w:cs="Times New Roman"/>
@@ -23682,7 +23702,27 @@
           <w:lang w:val="la-Latn"/>
         </w:rPr>
         <w:br/>
-        <w:t>CH. Eheu, dirae victima morti</w:t>
+      </w:r>
+      <w:r>
+        <w:rPr>
+          <w:rFonts w:ascii="Times New Roman" w:hAnsi="Times New Roman" w:cs="Times New Roman"/>
+          <w:smallCaps/>
+          <w:color w:val="000000"/>
+          <w:sz w:val="20"/>
+          <w:szCs w:val="20"/>
+          <w:lang w:val="la-Latn"/>
+        </w:rPr>
+        <w:t>@Ch.=</w:t>
+      </w:r>
+      <w:r>
+        <w:rPr>
+          <w:rFonts w:ascii="Times New Roman" w:hAnsi="Times New Roman" w:cs="Times New Roman"/>
+          <w:color w:val="000000"/>
+          <w:sz w:val="20"/>
+          <w:szCs w:val="20"/>
+          <w:lang w:val="la-Latn"/>
+        </w:rPr>
+        <w:t xml:space="preserve"> Eheu, dirae victima morti</w:t>
       </w:r>
       <w:r>
         <w:rPr>
@@ -23941,7 +23981,7 @@
     </w:p>
     <w:p>
       <w:pPr>
-        <w:pStyle w:val="NormalWeb"/>
+        <w:pStyle w:val="Normaalweb"/>
         <w:spacing w:beforeAutospacing="0" w:afterAutospacing="0" w:line="283" w:lineRule="auto"/>
         <w:rPr>
           <w:rFonts w:ascii="Times New Roman" w:hAnsi="Times New Roman" w:cs="Times New Roman"/>
@@ -23954,7 +23994,7 @@
     </w:p>
     <w:p>
       <w:pPr>
-        <w:pStyle w:val="NormalWeb"/>
+        <w:pStyle w:val="Normaalweb"/>
         <w:spacing w:beforeAutospacing="0" w:afterAutospacing="0" w:line="283" w:lineRule="auto"/>
         <w:rPr>
           <w:rFonts w:ascii="Times New Roman" w:hAnsi="Times New Roman" w:cs="Times New Roman"/>
@@ -23999,7 +24039,7 @@
     </w:p>
     <w:p>
       <w:pPr>
-        <w:pStyle w:val="NormalWeb"/>
+        <w:pStyle w:val="Normaalweb"/>
         <w:spacing w:beforeAutospacing="0" w:afterAutospacing="0" w:line="283" w:lineRule="auto"/>
         <w:rPr>
           <w:rFonts w:ascii="Times New Roman" w:hAnsi="Times New Roman" w:cs="Times New Roman"/>
@@ -24202,7 +24242,7 @@
     </w:p>
     <w:p>
       <w:pPr>
-        <w:pStyle w:val="NormalWeb"/>
+        <w:pStyle w:val="Normaalweb"/>
         <w:spacing w:beforeAutospacing="0" w:afterAutospacing="0" w:line="283" w:lineRule="auto"/>
         <w:rPr>
           <w:rFonts w:ascii="Times New Roman" w:hAnsi="Times New Roman" w:cs="Times New Roman"/>
@@ -24215,7 +24255,7 @@
     </w:p>
     <w:p>
       <w:pPr>
-        <w:pStyle w:val="NormalWeb"/>
+        <w:pStyle w:val="Normaalweb"/>
         <w:spacing w:beforeAutospacing="0" w:afterAutospacing="0" w:line="283" w:lineRule="auto"/>
         <w:rPr>
           <w:rFonts w:ascii="Times New Roman" w:hAnsi="Times New Roman" w:cs="Times New Roman"/>
@@ -24276,7 +24316,28 @@
           <w:lang w:val="la-Latn"/>
         </w:rPr>
         <w:br/>
-        <w:t>Oculis oberrat. CH. Testis an certus venis</w:t>
+        <w:t xml:space="preserve">Oculis oberrat. </w:t>
+      </w:r>
+      <w:r>
+        <w:rPr>
+          <w:rFonts w:ascii="Times New Roman" w:hAnsi="Times New Roman" w:cs="Times New Roman"/>
+          <w:smallCaps/>
+          <w:color w:val="000000"/>
+          <w:sz w:val="20"/>
+          <w:szCs w:val="20"/>
+          <w:lang w:val="la-Latn"/>
+        </w:rPr>
+        <w:t>@Ch.=</w:t>
+      </w:r>
+      <w:r>
+        <w:rPr>
+          <w:rFonts w:ascii="Times New Roman" w:hAnsi="Times New Roman" w:cs="Times New Roman"/>
+          <w:color w:val="000000"/>
+          <w:sz w:val="20"/>
+          <w:szCs w:val="20"/>
+          <w:lang w:val="la-Latn"/>
+        </w:rPr>
+        <w:t xml:space="preserve"> Testis an certus venis</w:t>
       </w:r>
       <w:r>
         <w:rPr>
@@ -24328,7 +24389,27 @@
           <w:lang w:val="la-Latn"/>
         </w:rPr>
         <w:br/>
-        <w:t>N.P. Si qua est sub oras gens relegata</w:t>
+      </w:r>
+      <w:r>
+        <w:rPr>
+          <w:rFonts w:ascii="Times New Roman" w:hAnsi="Times New Roman" w:cs="Times New Roman"/>
+          <w:smallCaps/>
+          <w:color w:val="000000"/>
+          <w:sz w:val="20"/>
+          <w:szCs w:val="20"/>
+          <w:lang w:val="la-Latn"/>
+        </w:rPr>
+        <w:t>@N.P.=</w:t>
+      </w:r>
+      <w:r>
+        <w:rPr>
+          <w:rFonts w:ascii="Times New Roman" w:hAnsi="Times New Roman" w:cs="Times New Roman"/>
+          <w:color w:val="000000"/>
+          <w:sz w:val="20"/>
+          <w:szCs w:val="20"/>
+          <w:lang w:val="la-Latn"/>
+        </w:rPr>
+        <w:t xml:space="preserve"> Si qua est sub oras gens relegata</w:t>
       </w:r>
       <w:r>
         <w:rPr>
@@ -24442,7 +24523,28 @@
           <w:szCs w:val="20"/>
           <w:lang w:val="la-Latn"/>
         </w:rPr>
-        <w:t xml:space="preserve">Non ista faceret. CH. </w:t>
+        <w:t xml:space="preserve">Non ista faceret. </w:t>
+      </w:r>
+      <w:r>
+        <w:rPr>
+          <w:rFonts w:ascii="Times New Roman" w:hAnsi="Times New Roman" w:cs="Times New Roman"/>
+          <w:smallCaps/>
+          <w:color w:val="000000"/>
+          <w:sz w:val="20"/>
+          <w:szCs w:val="20"/>
+          <w:lang w:val="la-Latn"/>
+        </w:rPr>
+        <w:t>@Ch.=</w:t>
+      </w:r>
+      <w:r>
+        <w:rPr>
+          <w:rFonts w:ascii="Times New Roman" w:hAnsi="Times New Roman" w:cs="Times New Roman"/>
+          <w:color w:val="000000"/>
+          <w:sz w:val="20"/>
+          <w:szCs w:val="20"/>
+          <w:lang w:val="la-Latn"/>
+        </w:rPr>
+        <w:t xml:space="preserve"> </w:t>
       </w:r>
       <w:r>
         <w:rPr>
@@ -24484,7 +24586,27 @@
           <w:lang w:val="la-Latn"/>
         </w:rPr>
         <w:br/>
-        <w:t>N.P. Sane misertum est</w:t>
+      </w:r>
+      <w:r>
+        <w:rPr>
+          <w:rFonts w:ascii="Times New Roman" w:hAnsi="Times New Roman" w:cs="Times New Roman"/>
+          <w:smallCaps/>
+          <w:color w:val="000000"/>
+          <w:sz w:val="20"/>
+          <w:szCs w:val="20"/>
+          <w:lang w:val="la-Latn"/>
+        </w:rPr>
+        <w:t>@N.P.=</w:t>
+      </w:r>
+      <w:r>
+        <w:rPr>
+          <w:rFonts w:ascii="Times New Roman" w:hAnsi="Times New Roman" w:cs="Times New Roman"/>
+          <w:color w:val="000000"/>
+          <w:sz w:val="20"/>
+          <w:szCs w:val="20"/>
+          <w:lang w:val="la-Latn"/>
+        </w:rPr>
+        <w:t xml:space="preserve"> Sane misertum est</w:t>
       </w:r>
       <w:r>
         <w:rPr>
@@ -24602,7 +24724,7 @@
     </w:p>
     <w:p>
       <w:pPr>
-        <w:pStyle w:val="NormalWeb"/>
+        <w:pStyle w:val="Normaalweb"/>
         <w:spacing w:beforeAutospacing="0" w:afterAutospacing="0" w:line="283" w:lineRule="auto"/>
         <w:rPr>
           <w:rFonts w:ascii="Times New Roman" w:hAnsi="Times New Roman" w:cs="Times New Roman"/>
@@ -24625,7 +24747,7 @@
     </w:p>
     <w:p>
       <w:pPr>
-        <w:pStyle w:val="NormalWeb"/>
+        <w:pStyle w:val="Normaalweb"/>
         <w:spacing w:beforeAutospacing="0" w:afterAutospacing="0" w:line="283" w:lineRule="auto"/>
         <w:rPr>
           <w:rFonts w:ascii="Times New Roman" w:hAnsi="Times New Roman" w:cs="Times New Roman"/>
@@ -24638,7 +24760,7 @@
     </w:p>
     <w:p>
       <w:pPr>
-        <w:pStyle w:val="NormalWeb"/>
+        <w:pStyle w:val="Normaalweb"/>
         <w:spacing w:beforeAutospacing="0" w:afterAutospacing="0" w:line="283" w:lineRule="auto"/>
         <w:rPr>
           <w:rFonts w:ascii="Times New Roman" w:hAnsi="Times New Roman" w:cs="Times New Roman"/>
@@ -24863,7 +24985,28 @@
           <w:lang w:val="la-Latn"/>
         </w:rPr>
         <w:br/>
-        <w:t>Et immerentes. CH. Pande iam totam simul</w:t>
+        <w:t xml:space="preserve">Et immerentes. </w:t>
+      </w:r>
+      <w:r>
+        <w:rPr>
+          <w:rFonts w:ascii="Times New Roman" w:hAnsi="Times New Roman" w:cs="Times New Roman"/>
+          <w:smallCaps/>
+          <w:color w:val="000000"/>
+          <w:sz w:val="20"/>
+          <w:szCs w:val="20"/>
+          <w:lang w:val="la-Latn"/>
+        </w:rPr>
+        <w:t>@Ch.=</w:t>
+      </w:r>
+      <w:r>
+        <w:rPr>
+          <w:rFonts w:ascii="Times New Roman" w:hAnsi="Times New Roman" w:cs="Times New Roman"/>
+          <w:color w:val="000000"/>
+          <w:sz w:val="20"/>
+          <w:szCs w:val="20"/>
+          <w:lang w:val="la-Latn"/>
+        </w:rPr>
+        <w:t xml:space="preserve"> Pande iam totam simul</w:t>
       </w:r>
       <w:r>
         <w:rPr>
@@ -25008,7 +25151,27 @@
           <w:lang w:val="la-Latn"/>
         </w:rPr>
         <w:br/>
-        <w:t>N.P. Quae pars ab</w:t>
+      </w:r>
+      <w:r>
+        <w:rPr>
+          <w:rFonts w:ascii="Times New Roman" w:hAnsi="Times New Roman" w:cs="Times New Roman"/>
+          <w:smallCaps/>
+          <w:color w:val="000000"/>
+          <w:sz w:val="20"/>
+          <w:szCs w:val="20"/>
+          <w:lang w:val="la-Latn"/>
+        </w:rPr>
+        <w:t>@N.P.=</w:t>
+      </w:r>
+      <w:r>
+        <w:rPr>
+          <w:rFonts w:ascii="Times New Roman" w:hAnsi="Times New Roman" w:cs="Times New Roman"/>
+          <w:color w:val="000000"/>
+          <w:sz w:val="20"/>
+          <w:szCs w:val="20"/>
+          <w:lang w:val="la-Latn"/>
+        </w:rPr>
+        <w:t xml:space="preserve"> Quae pars ab</w:t>
       </w:r>
       <w:r>
         <w:rPr>
@@ -25295,7 +25458,7 @@
     </w:p>
     <w:p>
       <w:pPr>
-        <w:pStyle w:val="NormalWeb"/>
+        <w:pStyle w:val="Normaalweb"/>
         <w:spacing w:beforeAutospacing="0" w:afterAutospacing="0" w:line="283" w:lineRule="auto"/>
         <w:rPr>
           <w:rFonts w:ascii="Times New Roman" w:hAnsi="Times New Roman" w:cs="Times New Roman"/>
@@ -25308,7 +25471,7 @@
     </w:p>
     <w:p>
       <w:pPr>
-        <w:pStyle w:val="NormalWeb"/>
+        <w:pStyle w:val="Normaalweb"/>
         <w:spacing w:beforeAutospacing="0" w:afterAutospacing="0" w:line="283" w:lineRule="auto"/>
         <w:rPr>
           <w:rFonts w:ascii="Times New Roman" w:hAnsi="Times New Roman" w:cs="Times New Roman"/>
@@ -25866,7 +26029,7 @@
     </w:p>
     <w:p>
       <w:pPr>
-        <w:pStyle w:val="NormalWeb"/>
+        <w:pStyle w:val="Normaalweb"/>
         <w:spacing w:beforeAutospacing="0" w:afterAutospacing="0" w:line="283" w:lineRule="auto"/>
         <w:rPr>
           <w:rFonts w:ascii="Times New Roman" w:hAnsi="Times New Roman" w:cs="Times New Roman"/>
@@ -25889,7 +26052,7 @@
     </w:p>
     <w:p>
       <w:pPr>
-        <w:pStyle w:val="NormalWeb"/>
+        <w:pStyle w:val="Normaalweb"/>
         <w:spacing w:beforeAutospacing="0" w:afterAutospacing="0" w:line="283" w:lineRule="auto"/>
         <w:rPr>
           <w:rFonts w:ascii="Times New Roman" w:hAnsi="Times New Roman" w:cs="Times New Roman"/>
@@ -25902,7 +26065,7 @@
     </w:p>
     <w:p>
       <w:pPr>
-        <w:pStyle w:val="NormalWeb"/>
+        <w:pStyle w:val="Normaalweb"/>
         <w:spacing w:beforeAutospacing="0" w:afterAutospacing="0" w:line="283" w:lineRule="auto"/>
         <w:rPr>
           <w:rFonts w:ascii="Times New Roman" w:hAnsi="Times New Roman" w:cs="Times New Roman"/>
@@ -26440,7 +26603,7 @@
     </w:p>
     <w:p>
       <w:pPr>
-        <w:pStyle w:val="NormalWeb"/>
+        <w:pStyle w:val="Normaalweb"/>
         <w:spacing w:beforeAutospacing="0" w:afterAutospacing="0" w:line="283" w:lineRule="auto"/>
         <w:rPr>
           <w:rFonts w:ascii="Times New Roman" w:hAnsi="Times New Roman" w:cs="Times New Roman"/>
@@ -26453,7 +26616,7 @@
     </w:p>
     <w:p>
       <w:pPr>
-        <w:pStyle w:val="NormalWeb"/>
+        <w:pStyle w:val="Normaalweb"/>
         <w:spacing w:beforeAutospacing="0" w:afterAutospacing="0" w:line="283" w:lineRule="auto"/>
         <w:rPr>
           <w:rFonts w:ascii="Times New Roman" w:hAnsi="Times New Roman" w:cs="Times New Roman"/>
@@ -26725,7 +26888,27 @@
           <w:lang w:val="la-Latn"/>
         </w:rPr>
         <w:br/>
-        <w:t>CH. Dum misera longos vita cruciatus trahit</w:t>
+      </w:r>
+      <w:r>
+        <w:rPr>
+          <w:rFonts w:ascii="Times New Roman" w:hAnsi="Times New Roman" w:cs="Times New Roman"/>
+          <w:smallCaps/>
+          <w:color w:val="000000"/>
+          <w:sz w:val="20"/>
+          <w:szCs w:val="20"/>
+          <w:lang w:val="la-Latn"/>
+        </w:rPr>
+        <w:t>@Ch.=</w:t>
+      </w:r>
+      <w:r>
+        <w:rPr>
+          <w:rFonts w:ascii="Times New Roman" w:hAnsi="Times New Roman" w:cs="Times New Roman"/>
+          <w:color w:val="000000"/>
+          <w:sz w:val="20"/>
+          <w:szCs w:val="20"/>
+          <w:lang w:val="la-Latn"/>
+        </w:rPr>
+        <w:t xml:space="preserve"> Dum misera longos vita cruciatus trahit</w:t>
       </w:r>
       <w:r>
         <w:rPr>
@@ -26777,7 +26960,27 @@
           <w:lang w:val="la-Latn"/>
         </w:rPr>
         <w:br/>
-        <w:t>N.P. Non</w:t>
+      </w:r>
+      <w:r>
+        <w:rPr>
+          <w:rFonts w:ascii="Times New Roman" w:hAnsi="Times New Roman" w:cs="Times New Roman"/>
+          <w:smallCaps/>
+          <w:color w:val="000000"/>
+          <w:sz w:val="20"/>
+          <w:szCs w:val="20"/>
+          <w:lang w:val="la-Latn"/>
+        </w:rPr>
+        <w:t>@N.P.=</w:t>
+      </w:r>
+      <w:r>
+        <w:rPr>
+          <w:rFonts w:ascii="Times New Roman" w:hAnsi="Times New Roman" w:cs="Times New Roman"/>
+          <w:color w:val="000000"/>
+          <w:sz w:val="20"/>
+          <w:szCs w:val="20"/>
+          <w:lang w:val="la-Latn"/>
+        </w:rPr>
+        <w:t xml:space="preserve"> Non</w:t>
       </w:r>
       <w:r>
         <w:rPr>
@@ -26909,7 +27112,7 @@
     </w:p>
     <w:p>
       <w:pPr>
-        <w:pStyle w:val="NormalWeb"/>
+        <w:pStyle w:val="Normaalweb"/>
         <w:spacing w:beforeAutospacing="0" w:afterAutospacing="0" w:line="283" w:lineRule="auto"/>
         <w:rPr>
           <w:rFonts w:ascii="Times New Roman" w:hAnsi="Times New Roman" w:cs="Times New Roman"/>
@@ -26932,7 +27135,7 @@
     </w:p>
     <w:p>
       <w:pPr>
-        <w:pStyle w:val="NormalWeb"/>
+        <w:pStyle w:val="Normaalweb"/>
         <w:spacing w:beforeAutospacing="0" w:afterAutospacing="0" w:line="283" w:lineRule="auto"/>
         <w:rPr>
           <w:rFonts w:ascii="Times New Roman" w:hAnsi="Times New Roman" w:cs="Times New Roman"/>
@@ -26945,7 +27148,7 @@
     </w:p>
     <w:p>
       <w:pPr>
-        <w:pStyle w:val="NormalWeb"/>
+        <w:pStyle w:val="Normaalweb"/>
         <w:spacing w:beforeAutospacing="0" w:afterAutospacing="0" w:line="283" w:lineRule="auto"/>
         <w:rPr>
           <w:rFonts w:ascii="Times New Roman" w:hAnsi="Times New Roman" w:cs="Times New Roman"/>
@@ -27563,7 +27766,7 @@
     </w:p>
     <w:p>
       <w:pPr>
-        <w:pStyle w:val="NormalWeb"/>
+        <w:pStyle w:val="Normaalweb"/>
         <w:spacing w:beforeAutospacing="0" w:afterAutospacing="0" w:line="283" w:lineRule="auto"/>
         <w:rPr>
           <w:rFonts w:ascii="Times New Roman" w:hAnsi="Times New Roman" w:cs="Times New Roman"/>
@@ -27576,7 +27779,7 @@
     </w:p>
     <w:p>
       <w:pPr>
-        <w:pStyle w:val="NormalWeb"/>
+        <w:pStyle w:val="Normaalweb"/>
         <w:spacing w:beforeAutospacing="0" w:afterAutospacing="0" w:line="283" w:lineRule="auto"/>
         <w:rPr>
           <w:rFonts w:ascii="Times New Roman" w:hAnsi="Times New Roman" w:cs="Times New Roman"/>
@@ -28173,7 +28376,7 @@
     </w:p>
     <w:p>
       <w:pPr>
-        <w:pStyle w:val="NormalWeb"/>
+        <w:pStyle w:val="Normaalweb"/>
         <w:spacing w:beforeAutospacing="0" w:afterAutospacing="0" w:line="283" w:lineRule="auto"/>
         <w:rPr>
           <w:rFonts w:ascii="Times New Roman" w:hAnsi="Times New Roman" w:cs="Times New Roman"/>
@@ -28196,7 +28399,7 @@
     </w:p>
     <w:p>
       <w:pPr>
-        <w:pStyle w:val="NormalWeb"/>
+        <w:pStyle w:val="Normaalweb"/>
         <w:spacing w:beforeAutospacing="0" w:afterAutospacing="0" w:line="283" w:lineRule="auto"/>
         <w:rPr>
           <w:rFonts w:ascii="Times New Roman" w:hAnsi="Times New Roman" w:cs="Times New Roman"/>
@@ -28209,7 +28412,7 @@
     </w:p>
     <w:p>
       <w:pPr>
-        <w:pStyle w:val="NormalWeb"/>
+        <w:pStyle w:val="Normaalweb"/>
         <w:spacing w:beforeAutospacing="0" w:afterAutospacing="0" w:line="283" w:lineRule="auto"/>
         <w:rPr>
           <w:rFonts w:ascii="Times New Roman" w:hAnsi="Times New Roman" w:cs="Times New Roman"/>
@@ -28521,7 +28724,27 @@
           <w:lang w:val="la-Latn"/>
         </w:rPr>
         <w:br/>
-        <w:t xml:space="preserve">CH. Quid hoc? </w:t>
+      </w:r>
+      <w:r>
+        <w:rPr>
+          <w:rFonts w:ascii="Times New Roman" w:hAnsi="Times New Roman" w:cs="Times New Roman"/>
+          <w:smallCaps/>
+          <w:color w:val="000000"/>
+          <w:sz w:val="20"/>
+          <w:szCs w:val="20"/>
+          <w:lang w:val="la-Latn"/>
+        </w:rPr>
+        <w:t>@Ch.=</w:t>
+      </w:r>
+      <w:r>
+        <w:rPr>
+          <w:rFonts w:ascii="Times New Roman" w:hAnsi="Times New Roman" w:cs="Times New Roman"/>
+          <w:color w:val="000000"/>
+          <w:sz w:val="20"/>
+          <w:szCs w:val="20"/>
+          <w:lang w:val="la-Latn"/>
+        </w:rPr>
+        <w:t xml:space="preserve"> Quid hoc? </w:t>
       </w:r>
       <w:r>
         <w:rPr>
@@ -28762,12 +28985,33 @@
           <w:lang w:val="la-Latn"/>
         </w:rPr>
         <w:br/>
-        <w:t>Aut solve. N.A. Periit. Habuit eventum furor</w:t>
+        <w:t xml:space="preserve">Aut solve. </w:t>
+      </w:r>
+      <w:r>
+        <w:rPr>
+          <w:rFonts w:ascii="Times New Roman" w:hAnsi="Times New Roman" w:cs="Times New Roman"/>
+          <w:smallCaps/>
+          <w:color w:val="000000"/>
+          <w:sz w:val="20"/>
+          <w:szCs w:val="20"/>
+          <w:lang w:val="la-Latn"/>
+        </w:rPr>
+        <w:t>@N.A.=</w:t>
+      </w:r>
+      <w:r>
+        <w:rPr>
+          <w:rFonts w:ascii="Times New Roman" w:hAnsi="Times New Roman" w:cs="Times New Roman"/>
+          <w:color w:val="000000"/>
+          <w:sz w:val="20"/>
+          <w:szCs w:val="20"/>
+          <w:lang w:val="la-Latn"/>
+        </w:rPr>
+        <w:t xml:space="preserve"> Periit. Habuit eventum furor</w:t>
       </w:r>
     </w:p>
     <w:p>
       <w:pPr>
-        <w:pStyle w:val="NormalWeb"/>
+        <w:pStyle w:val="Normaalweb"/>
         <w:spacing w:beforeAutospacing="0" w:afterAutospacing="0" w:line="283" w:lineRule="auto"/>
         <w:rPr>
           <w:rFonts w:ascii="Times New Roman" w:hAnsi="Times New Roman" w:cs="Times New Roman"/>
@@ -28780,7 +29024,7 @@
     </w:p>
     <w:p>
       <w:pPr>
-        <w:pStyle w:val="NormalWeb"/>
+        <w:pStyle w:val="Normaalweb"/>
         <w:spacing w:beforeAutospacing="0" w:afterAutospacing="0" w:line="283" w:lineRule="auto"/>
         <w:rPr>
           <w:rFonts w:ascii="Times New Roman" w:hAnsi="Times New Roman" w:cs="Times New Roman"/>
@@ -28820,7 +29064,28 @@
           <w:lang w:val="la-Latn"/>
         </w:rPr>
         <w:br/>
-        <w:t>Et terra fugere. CH. Nil queror. Lucem tibi</w:t>
+        <w:t xml:space="preserve">Et terra fugere. </w:t>
+      </w:r>
+      <w:r>
+        <w:rPr>
+          <w:rFonts w:ascii="Times New Roman" w:hAnsi="Times New Roman" w:cs="Times New Roman"/>
+          <w:smallCaps/>
+          <w:color w:val="000000"/>
+          <w:sz w:val="20"/>
+          <w:szCs w:val="20"/>
+          <w:lang w:val="la-Latn"/>
+        </w:rPr>
+        <w:t>@Ch.=</w:t>
+      </w:r>
+      <w:r>
+        <w:rPr>
+          <w:rFonts w:ascii="Times New Roman" w:hAnsi="Times New Roman" w:cs="Times New Roman"/>
+          <w:color w:val="000000"/>
+          <w:sz w:val="20"/>
+          <w:szCs w:val="20"/>
+          <w:lang w:val="la-Latn"/>
+        </w:rPr>
+        <w:t xml:space="preserve"> Nil queror. Lucem tibi</w:t>
       </w:r>
       <w:r>
         <w:rPr>
@@ -28883,7 +29148,27 @@
           <w:lang w:val="la-Latn"/>
         </w:rPr>
         <w:br/>
-        <w:t xml:space="preserve">N.A. </w:t>
+      </w:r>
+      <w:r>
+        <w:rPr>
+          <w:rFonts w:ascii="Times New Roman" w:hAnsi="Times New Roman" w:cs="Times New Roman"/>
+          <w:smallCaps/>
+          <w:color w:val="000000"/>
+          <w:sz w:val="20"/>
+          <w:szCs w:val="20"/>
+          <w:lang w:val="la-Latn"/>
+        </w:rPr>
+        <w:t>@N.A.=</w:t>
+      </w:r>
+      <w:r>
+        <w:rPr>
+          <w:rFonts w:ascii="Times New Roman" w:hAnsi="Times New Roman" w:cs="Times New Roman"/>
+          <w:color w:val="000000"/>
+          <w:sz w:val="20"/>
+          <w:szCs w:val="20"/>
+          <w:lang w:val="la-Latn"/>
+        </w:rPr>
+        <w:t xml:space="preserve"> </w:t>
       </w:r>
       <w:r>
         <w:rPr>
@@ -29347,7 +29632,7 @@
     </w:p>
     <w:p>
       <w:pPr>
-        <w:pStyle w:val="NormalWeb"/>
+        <w:pStyle w:val="Normaalweb"/>
         <w:spacing w:beforeAutospacing="0" w:afterAutospacing="0" w:line="283" w:lineRule="auto"/>
         <w:rPr>
           <w:rFonts w:ascii="Times New Roman" w:hAnsi="Times New Roman" w:cs="Times New Roman"/>
@@ -29360,7 +29645,7 @@
     </w:p>
     <w:p>
       <w:pPr>
-        <w:pStyle w:val="NormalWeb"/>
+        <w:pStyle w:val="Normaalweb"/>
         <w:spacing w:beforeAutospacing="0" w:afterAutospacing="0" w:line="283" w:lineRule="auto"/>
         <w:rPr>
           <w:rFonts w:ascii="Times New Roman" w:hAnsi="Times New Roman" w:cs="Times New Roman"/>
@@ -29888,7 +30173,27 @@
           <w:lang w:val="la-Latn"/>
         </w:rPr>
         <w:br/>
-        <w:t>CH. Sed inter haec portenta quae circum crucem</w:t>
+      </w:r>
+      <w:r>
+        <w:rPr>
+          <w:rFonts w:ascii="Times New Roman" w:hAnsi="Times New Roman" w:cs="Times New Roman"/>
+          <w:smallCaps/>
+          <w:color w:val="000000"/>
+          <w:sz w:val="20"/>
+          <w:szCs w:val="20"/>
+          <w:lang w:val="la-Latn"/>
+        </w:rPr>
+        <w:t>@Ch.=</w:t>
+      </w:r>
+      <w:r>
+        <w:rPr>
+          <w:rFonts w:ascii="Times New Roman" w:hAnsi="Times New Roman" w:cs="Times New Roman"/>
+          <w:color w:val="000000"/>
+          <w:sz w:val="20"/>
+          <w:szCs w:val="20"/>
+          <w:lang w:val="la-Latn"/>
+        </w:rPr>
+        <w:t xml:space="preserve"> Sed inter haec portenta quae circum crucem</w:t>
       </w:r>
       <w:r>
         <w:rPr>
@@ -29910,7 +30215,27 @@
           <w:lang w:val="la-Latn"/>
         </w:rPr>
         <w:br/>
-        <w:t>N.A. Lamenta fletu mixta femineo sonant</w:t>
+      </w:r>
+      <w:r>
+        <w:rPr>
+          <w:rFonts w:ascii="Times New Roman" w:hAnsi="Times New Roman" w:cs="Times New Roman"/>
+          <w:smallCaps/>
+          <w:color w:val="000000"/>
+          <w:sz w:val="20"/>
+          <w:szCs w:val="20"/>
+          <w:lang w:val="la-Latn"/>
+        </w:rPr>
+        <w:t>@N.A.=</w:t>
+      </w:r>
+      <w:r>
+        <w:rPr>
+          <w:rFonts w:ascii="Times New Roman" w:hAnsi="Times New Roman" w:cs="Times New Roman"/>
+          <w:color w:val="000000"/>
+          <w:sz w:val="20"/>
+          <w:szCs w:val="20"/>
+          <w:lang w:val="la-Latn"/>
+        </w:rPr>
+        <w:t xml:space="preserve"> Lamenta fletu mixta femineo sonant</w:t>
       </w:r>
       <w:r>
         <w:rPr>
@@ -29987,7 +30312,7 @@
     </w:p>
     <w:p>
       <w:pPr>
-        <w:pStyle w:val="NormalWeb"/>
+        <w:pStyle w:val="Normaalweb"/>
         <w:spacing w:beforeAutospacing="0" w:afterAutospacing="0" w:line="283" w:lineRule="auto"/>
         <w:rPr>
           <w:rFonts w:ascii="Times New Roman" w:hAnsi="Times New Roman" w:cs="Times New Roman"/>
@@ -30000,7 +30325,7 @@
     </w:p>
     <w:p>
       <w:pPr>
-        <w:pStyle w:val="NormalWeb"/>
+        <w:pStyle w:val="Normaalweb"/>
         <w:spacing w:beforeAutospacing="0" w:afterAutospacing="0" w:line="283" w:lineRule="auto"/>
         <w:rPr>
           <w:rFonts w:ascii="Times New Roman" w:hAnsi="Times New Roman" w:cs="Times New Roman"/>
@@ -30292,7 +30617,27 @@
           <w:lang w:val="la-Latn"/>
         </w:rPr>
         <w:br/>
-        <w:t>CH. Quis iste turbae cursus ad limen sacrum?</w:t>
+      </w:r>
+      <w:r>
+        <w:rPr>
+          <w:rFonts w:ascii="Times New Roman" w:hAnsi="Times New Roman" w:cs="Times New Roman"/>
+          <w:smallCaps/>
+          <w:color w:val="000000"/>
+          <w:sz w:val="20"/>
+          <w:szCs w:val="20"/>
+          <w:lang w:val="la-Latn"/>
+        </w:rPr>
+        <w:t>@Ch.=</w:t>
+      </w:r>
+      <w:r>
+        <w:rPr>
+          <w:rFonts w:ascii="Times New Roman" w:hAnsi="Times New Roman" w:cs="Times New Roman"/>
+          <w:color w:val="000000"/>
+          <w:sz w:val="20"/>
+          <w:szCs w:val="20"/>
+          <w:lang w:val="la-Latn"/>
+        </w:rPr>
+        <w:t xml:space="preserve"> Quis iste turbae cursus ad limen sacrum?</w:t>
       </w:r>
       <w:r>
         <w:rPr>
@@ -30375,7 +30720,28 @@
           <w:lang w:val="la-Latn"/>
         </w:rPr>
         <w:br/>
-        <w:t>Litare sperant manibus? N.A. Horrendum, nova</w:t>
+        <w:t xml:space="preserve">Litare sperant manibus? </w:t>
+      </w:r>
+      <w:r>
+        <w:rPr>
+          <w:rFonts w:ascii="Times New Roman" w:hAnsi="Times New Roman" w:cs="Times New Roman"/>
+          <w:smallCaps/>
+          <w:color w:val="000000"/>
+          <w:sz w:val="20"/>
+          <w:szCs w:val="20"/>
+          <w:lang w:val="la-Latn"/>
+        </w:rPr>
+        <w:t>@N.A.=</w:t>
+      </w:r>
+      <w:r>
+        <w:rPr>
+          <w:rFonts w:ascii="Times New Roman" w:hAnsi="Times New Roman" w:cs="Times New Roman"/>
+          <w:color w:val="000000"/>
+          <w:sz w:val="20"/>
+          <w:szCs w:val="20"/>
+          <w:lang w:val="la-Latn"/>
+        </w:rPr>
+        <w:t xml:space="preserve"> Horrendum, nova</w:t>
       </w:r>
       <w:r>
         <w:rPr>
@@ -30497,7 +30863,7 @@
     </w:p>
     <w:p>
       <w:pPr>
-        <w:pStyle w:val="NormalWeb"/>
+        <w:pStyle w:val="Normaalweb"/>
         <w:spacing w:beforeAutospacing="0" w:afterAutospacing="0" w:line="283" w:lineRule="auto"/>
         <w:rPr>
           <w:rFonts w:ascii="Times New Roman" w:hAnsi="Times New Roman" w:cs="Times New Roman"/>
@@ -30510,7 +30876,7 @@
     </w:p>
     <w:p>
       <w:pPr>
-        <w:pStyle w:val="NormalWeb"/>
+        <w:pStyle w:val="Normaalweb"/>
         <w:spacing w:beforeAutospacing="0" w:afterAutospacing="0" w:line="283" w:lineRule="auto"/>
         <w:rPr>
           <w:rFonts w:ascii="Times New Roman" w:hAnsi="Times New Roman" w:cs="Times New Roman"/>
@@ -30898,12 +31264,23 @@
       <w:r>
         <w:rPr>
           <w:rFonts w:ascii="Times New Roman" w:hAnsi="Times New Roman" w:cs="Times New Roman"/>
-          <w:color w:val="000000"/>
-          <w:sz w:val="20"/>
-          <w:szCs w:val="20"/>
-          <w:lang w:val="la-Latn"/>
-        </w:rPr>
-        <w:t>CH. Positone poenis fine quem mors attulit</w:t>
+          <w:smallCaps/>
+          <w:color w:val="000000"/>
+          <w:sz w:val="20"/>
+          <w:szCs w:val="20"/>
+          <w:lang w:val="la-Latn"/>
+        </w:rPr>
+        <w:t>@Ch.=</w:t>
+      </w:r>
+      <w:r>
+        <w:rPr>
+          <w:rFonts w:ascii="Times New Roman" w:hAnsi="Times New Roman" w:cs="Times New Roman"/>
+          <w:color w:val="000000"/>
+          <w:sz w:val="20"/>
+          <w:szCs w:val="20"/>
+          <w:lang w:val="la-Latn"/>
+        </w:rPr>
+        <w:t xml:space="preserve"> Positone poenis fine quem mors attulit</w:t>
       </w:r>
       <w:r>
         <w:rPr>
@@ -30983,12 +31360,23 @@
       <w:r>
         <w:rPr>
           <w:rFonts w:ascii="Times New Roman" w:hAnsi="Times New Roman" w:cs="Times New Roman"/>
-          <w:color w:val="000000"/>
-          <w:sz w:val="20"/>
-          <w:szCs w:val="20"/>
-          <w:lang w:val="la-Latn"/>
-        </w:rPr>
-        <w:t>N.A. Animos feroces sera relligio subit,</w:t>
+          <w:smallCaps/>
+          <w:color w:val="000000"/>
+          <w:sz w:val="20"/>
+          <w:szCs w:val="20"/>
+          <w:lang w:val="la-Latn"/>
+        </w:rPr>
+        <w:t>@N.A.=</w:t>
+      </w:r>
+      <w:r>
+        <w:rPr>
+          <w:rFonts w:ascii="Times New Roman" w:hAnsi="Times New Roman" w:cs="Times New Roman"/>
+          <w:color w:val="000000"/>
+          <w:sz w:val="20"/>
+          <w:szCs w:val="20"/>
+          <w:lang w:val="la-Latn"/>
+        </w:rPr>
+        <w:t xml:space="preserve"> Animos feroces sera relligio subit,</w:t>
       </w:r>
       <w:r>
         <w:rPr>
@@ -31037,7 +31425,7 @@
     </w:p>
     <w:p>
       <w:pPr>
-        <w:pStyle w:val="NormalWeb"/>
+        <w:pStyle w:val="Normaalweb"/>
         <w:spacing w:beforeAutospacing="0" w:afterAutospacing="0" w:line="283" w:lineRule="auto"/>
         <w:rPr>
           <w:rFonts w:ascii="Times New Roman" w:hAnsi="Times New Roman" w:cs="Times New Roman"/>
@@ -31050,7 +31438,7 @@
     </w:p>
     <w:p>
       <w:pPr>
-        <w:pStyle w:val="NormalWeb"/>
+        <w:pStyle w:val="Normaalweb"/>
         <w:spacing w:beforeAutospacing="0" w:afterAutospacing="0" w:line="283" w:lineRule="auto"/>
         <w:rPr>
           <w:rFonts w:ascii="Times New Roman" w:hAnsi="Times New Roman" w:cs="Times New Roman"/>
@@ -31403,7 +31791,28 @@
           <w:lang w:val="la-Latn"/>
         </w:rPr>
         <w:br/>
-        <w:t>Mactastis hominem. CH. Fallit ambiguus dies,</w:t>
+        <w:t xml:space="preserve">Mactastis hominem. </w:t>
+      </w:r>
+      <w:r>
+        <w:rPr>
+          <w:rFonts w:ascii="Times New Roman" w:hAnsi="Times New Roman" w:cs="Times New Roman"/>
+          <w:smallCaps/>
+          <w:color w:val="000000"/>
+          <w:sz w:val="20"/>
+          <w:szCs w:val="20"/>
+          <w:lang w:val="la-Latn"/>
+        </w:rPr>
+        <w:t>@Ch.=</w:t>
+      </w:r>
+      <w:r>
+        <w:rPr>
+          <w:rFonts w:ascii="Times New Roman" w:hAnsi="Times New Roman" w:cs="Times New Roman"/>
+          <w:color w:val="000000"/>
+          <w:sz w:val="20"/>
+          <w:szCs w:val="20"/>
+          <w:lang w:val="la-Latn"/>
+        </w:rPr>
+        <w:t xml:space="preserve"> Fallit ambiguus dies,</w:t>
       </w:r>
       <w:r>
         <w:rPr>
@@ -31492,7 +31901,7 @@
     </w:p>
     <w:p>
       <w:pPr>
-        <w:pStyle w:val="NormalWeb"/>
+        <w:pStyle w:val="Normaalweb"/>
         <w:spacing w:beforeAutospacing="0" w:afterAutospacing="0" w:line="283" w:lineRule="auto"/>
         <w:rPr>
           <w:rFonts w:ascii="Times New Roman" w:hAnsi="Times New Roman" w:cs="Times New Roman"/>
@@ -31576,7 +31985,7 @@
     </w:p>
     <w:p>
       <w:pPr>
-        <w:pStyle w:val="NormalWeb"/>
+        <w:pStyle w:val="Normaalweb"/>
         <w:spacing w:beforeAutospacing="0" w:afterAutospacing="0" w:line="283" w:lineRule="auto"/>
         <w:rPr>
           <w:rFonts w:ascii="Times New Roman" w:hAnsi="Times New Roman" w:cs="Times New Roman"/>
@@ -31660,7 +32069,7 @@
     </w:p>
     <w:p>
       <w:pPr>
-        <w:pStyle w:val="NormalWeb"/>
+        <w:pStyle w:val="Normaalweb"/>
         <w:spacing w:beforeAutospacing="0" w:afterAutospacing="0" w:line="283" w:lineRule="auto"/>
         <w:rPr>
           <w:rFonts w:ascii="Times New Roman" w:hAnsi="Times New Roman" w:cs="Times New Roman"/>
@@ -31673,7 +32082,7 @@
     </w:p>
     <w:p>
       <w:pPr>
-        <w:pStyle w:val="NormalWeb"/>
+        <w:pStyle w:val="Normaalweb"/>
         <w:spacing w:beforeAutospacing="0" w:afterAutospacing="0" w:line="283" w:lineRule="auto"/>
         <w:rPr>
           <w:rFonts w:ascii="Times New Roman" w:hAnsi="Times New Roman" w:cs="Times New Roman"/>
@@ -32291,7 +32700,7 @@
     </w:p>
     <w:p>
       <w:pPr>
-        <w:pStyle w:val="NormalWeb"/>
+        <w:pStyle w:val="Normaalweb"/>
         <w:spacing w:beforeAutospacing="0" w:afterAutospacing="0" w:line="283" w:lineRule="auto"/>
         <w:rPr>
           <w:rFonts w:ascii="Times New Roman" w:hAnsi="Times New Roman" w:cs="Times New Roman"/>
@@ -32304,7 +32713,7 @@
     </w:p>
     <w:p>
       <w:pPr>
-        <w:pStyle w:val="NormalWeb"/>
+        <w:pStyle w:val="Normaalweb"/>
         <w:spacing w:beforeAutospacing="0" w:afterAutospacing="0" w:line="283" w:lineRule="auto"/>
         <w:rPr>
           <w:rFonts w:ascii="Times New Roman" w:hAnsi="Times New Roman" w:cs="Times New Roman"/>
@@ -32802,7 +33211,7 @@
     </w:p>
     <w:p>
       <w:pPr>
-        <w:pStyle w:val="NormalWeb"/>
+        <w:pStyle w:val="Normaalweb"/>
         <w:spacing w:beforeAutospacing="0" w:afterAutospacing="0" w:line="283" w:lineRule="auto"/>
         <w:rPr>
           <w:rFonts w:ascii="Times New Roman" w:hAnsi="Times New Roman" w:cs="Times New Roman"/>
@@ -32825,7 +33234,7 @@
     </w:p>
     <w:p>
       <w:pPr>
-        <w:pStyle w:val="NormalWeb"/>
+        <w:pStyle w:val="Normaalweb"/>
         <w:spacing w:beforeAutospacing="0" w:afterAutospacing="0" w:line="283" w:lineRule="auto"/>
         <w:rPr>
           <w:rFonts w:ascii="Times New Roman" w:hAnsi="Times New Roman" w:cs="Times New Roman"/>
@@ -32838,7 +33247,7 @@
     </w:p>
     <w:p>
       <w:pPr>
-        <w:pStyle w:val="NormalWeb"/>
+        <w:pStyle w:val="Normaalweb"/>
         <w:spacing w:beforeAutospacing="0" w:afterAutospacing="0" w:line="283" w:lineRule="auto"/>
         <w:rPr>
           <w:rFonts w:ascii="Times New Roman" w:hAnsi="Times New Roman" w:cs="Times New Roman"/>
@@ -33259,7 +33668,7 @@
     </w:p>
     <w:p>
       <w:pPr>
-        <w:pStyle w:val="NormalWeb"/>
+        <w:pStyle w:val="Normaalweb"/>
         <w:spacing w:beforeAutospacing="0" w:afterAutospacing="0" w:line="283" w:lineRule="auto"/>
         <w:rPr>
           <w:rFonts w:ascii="Times New Roman" w:hAnsi="Times New Roman" w:cs="Times New Roman"/>
@@ -33294,7 +33703,7 @@
     </w:p>
     <w:p>
       <w:pPr>
-        <w:pStyle w:val="NormalWeb"/>
+        <w:pStyle w:val="Normaalweb"/>
         <w:spacing w:beforeAutospacing="0" w:afterAutospacing="0" w:line="283" w:lineRule="auto"/>
         <w:rPr>
           <w:rFonts w:ascii="Times New Roman" w:hAnsi="Times New Roman" w:cs="Times New Roman"/>
@@ -33357,7 +33766,7 @@
     </w:p>
     <w:p>
       <w:pPr>
-        <w:pStyle w:val="NormalWeb"/>
+        <w:pStyle w:val="Normaalweb"/>
         <w:spacing w:beforeAutospacing="0" w:afterAutospacing="0" w:line="283" w:lineRule="auto"/>
         <w:rPr>
           <w:rFonts w:ascii="Times New Roman" w:hAnsi="Times New Roman" w:cs="Times New Roman"/>
@@ -33370,7 +33779,7 @@
     </w:p>
     <w:p>
       <w:pPr>
-        <w:pStyle w:val="NormalWeb"/>
+        <w:pStyle w:val="Normaalweb"/>
         <w:spacing w:beforeAutospacing="0" w:afterAutospacing="0" w:line="283" w:lineRule="auto"/>
         <w:rPr>
           <w:rFonts w:ascii="Times New Roman" w:hAnsi="Times New Roman" w:cs="Times New Roman"/>
@@ -33473,7 +33882,7 @@
     </w:p>
     <w:p>
       <w:pPr>
-        <w:pStyle w:val="NormalWeb"/>
+        <w:pStyle w:val="Normaalweb"/>
         <w:spacing w:beforeAutospacing="0" w:afterAutospacing="0" w:line="283" w:lineRule="auto"/>
         <w:rPr>
           <w:rFonts w:ascii="Times New Roman" w:hAnsi="Times New Roman" w:cs="Times New Roman"/>
@@ -33486,7 +33895,7 @@
     </w:p>
     <w:p>
       <w:pPr>
-        <w:pStyle w:val="NormalWeb"/>
+        <w:pStyle w:val="Normaalweb"/>
         <w:spacing w:beforeAutospacing="0" w:afterAutospacing="0" w:line="283" w:lineRule="auto"/>
         <w:rPr>
           <w:rFonts w:ascii="Times New Roman" w:hAnsi="Times New Roman" w:cs="Times New Roman"/>
@@ -33638,7 +34047,28 @@
           <w:szCs w:val="20"/>
           <w:lang w:val="la-Latn"/>
         </w:rPr>
-        <w:t>Illis sepulchrum. NIC. Parce vanis vocibus,</w:t>
+        <w:t xml:space="preserve">Illis sepulchrum. </w:t>
+      </w:r>
+      <w:r>
+        <w:rPr>
+          <w:rFonts w:ascii="Times New Roman" w:hAnsi="Times New Roman" w:cs="Times New Roman"/>
+          <w:smallCaps/>
+          <w:color w:val="000000"/>
+          <w:sz w:val="20"/>
+          <w:szCs w:val="20"/>
+          <w:lang w:val="la-Latn"/>
+        </w:rPr>
+        <w:t>@Nic.=</w:t>
+      </w:r>
+      <w:r>
+        <w:rPr>
+          <w:rFonts w:ascii="Times New Roman" w:hAnsi="Times New Roman" w:cs="Times New Roman"/>
+          <w:color w:val="000000"/>
+          <w:sz w:val="20"/>
+          <w:szCs w:val="20"/>
+          <w:lang w:val="la-Latn"/>
+        </w:rPr>
+        <w:t xml:space="preserve"> Parce vanis vocibus,</w:t>
       </w:r>
       <w:r>
         <w:rPr>
@@ -34128,7 +34558,28 @@
           <w:szCs w:val="20"/>
           <w:lang w:val="la-Latn"/>
         </w:rPr>
-        <w:t>Licuit iubere. IOS. Nicodeme</w:t>
+        <w:t xml:space="preserve">Licuit iubere. </w:t>
+      </w:r>
+      <w:r>
+        <w:rPr>
+          <w:rFonts w:ascii="Times New Roman" w:hAnsi="Times New Roman" w:cs="Times New Roman"/>
+          <w:smallCaps/>
+          <w:color w:val="000000"/>
+          <w:sz w:val="20"/>
+          <w:szCs w:val="20"/>
+          <w:lang w:val="la-Latn"/>
+        </w:rPr>
+        <w:t>@Ios.=</w:t>
+      </w:r>
+      <w:r>
+        <w:rPr>
+          <w:rFonts w:ascii="Times New Roman" w:hAnsi="Times New Roman" w:cs="Times New Roman"/>
+          <w:color w:val="000000"/>
+          <w:sz w:val="20"/>
+          <w:szCs w:val="20"/>
+          <w:lang w:val="la-Latn"/>
+        </w:rPr>
+        <w:t xml:space="preserve"> Nicodeme</w:t>
       </w:r>
       <w:r>
         <w:rPr>
@@ -34164,7 +34615,7 @@
     </w:p>
     <w:p>
       <w:pPr>
-        <w:pStyle w:val="NormalWeb"/>
+        <w:pStyle w:val="Normaalweb"/>
         <w:spacing w:beforeAutospacing="0" w:afterAutospacing="0" w:line="283" w:lineRule="auto"/>
         <w:rPr>
           <w:rFonts w:ascii="Times New Roman" w:hAnsi="Times New Roman" w:cs="Times New Roman"/>
@@ -34187,7 +34638,7 @@
     </w:p>
     <w:p>
       <w:pPr>
-        <w:pStyle w:val="NormalWeb"/>
+        <w:pStyle w:val="Normaalweb"/>
         <w:spacing w:beforeAutospacing="0" w:afterAutospacing="0" w:line="283" w:lineRule="auto"/>
         <w:rPr>
           <w:rFonts w:ascii="Times New Roman" w:hAnsi="Times New Roman" w:cs="Times New Roman"/>
@@ -34200,7 +34651,7 @@
     </w:p>
     <w:p>
       <w:pPr>
-        <w:pStyle w:val="NormalWeb"/>
+        <w:pStyle w:val="Normaalweb"/>
         <w:spacing w:beforeAutospacing="0" w:afterAutospacing="0" w:line="283" w:lineRule="auto"/>
         <w:rPr>
           <w:rFonts w:ascii="Times New Roman" w:hAnsi="Times New Roman" w:cs="Times New Roman"/>
@@ -34867,7 +35318,7 @@
     </w:p>
     <w:p>
       <w:pPr>
-        <w:pStyle w:val="NormalWeb"/>
+        <w:pStyle w:val="Normaalweb"/>
         <w:spacing w:beforeAutospacing="0" w:afterAutospacing="0" w:line="283" w:lineRule="auto"/>
         <w:rPr>
           <w:rFonts w:ascii="Times New Roman" w:hAnsi="Times New Roman" w:cs="Times New Roman"/>
@@ -34880,7 +35331,7 @@
     </w:p>
     <w:p>
       <w:pPr>
-        <w:pStyle w:val="NormalWeb"/>
+        <w:pStyle w:val="Normaalweb"/>
         <w:spacing w:beforeAutospacing="0" w:afterAutospacing="0" w:line="283" w:lineRule="auto"/>
         <w:rPr>
           <w:rFonts w:ascii="Times New Roman" w:hAnsi="Times New Roman" w:cs="Times New Roman"/>
@@ -34931,7 +35382,27 @@
           <w:lang w:val="la-Latn"/>
         </w:rPr>
         <w:br/>
-        <w:t>NIC. Hic inter alios foedus humanum genus</w:t>
+      </w:r>
+      <w:r>
+        <w:rPr>
+          <w:rFonts w:ascii="Times New Roman" w:hAnsi="Times New Roman" w:cs="Times New Roman"/>
+          <w:smallCaps/>
+          <w:color w:val="000000"/>
+          <w:sz w:val="20"/>
+          <w:szCs w:val="20"/>
+          <w:lang w:val="la-Latn"/>
+        </w:rPr>
+        <w:t>@Nic.=</w:t>
+      </w:r>
+      <w:r>
+        <w:rPr>
+          <w:rFonts w:ascii="Times New Roman" w:hAnsi="Times New Roman" w:cs="Times New Roman"/>
+          <w:color w:val="000000"/>
+          <w:sz w:val="20"/>
+          <w:szCs w:val="20"/>
+          <w:lang w:val="la-Latn"/>
+        </w:rPr>
+        <w:t xml:space="preserve"> Hic inter alios foedus humanum genus</w:t>
       </w:r>
       <w:r>
         <w:rPr>
@@ -35361,7 +35832,28 @@
           <w:lang w:val="la-Latn"/>
         </w:rPr>
         <w:br/>
-        <w:t>Sed in peremtum. IOS. Vera tu, fateor, mones.</w:t>
+        <w:t xml:space="preserve">Sed in peremtum. </w:t>
+      </w:r>
+      <w:r>
+        <w:rPr>
+          <w:rFonts w:ascii="Times New Roman" w:hAnsi="Times New Roman" w:cs="Times New Roman"/>
+          <w:smallCaps/>
+          <w:color w:val="000000"/>
+          <w:sz w:val="20"/>
+          <w:szCs w:val="20"/>
+          <w:lang w:val="la-Latn"/>
+        </w:rPr>
+        <w:t>@Ios.=</w:t>
+      </w:r>
+      <w:r>
+        <w:rPr>
+          <w:rFonts w:ascii="Times New Roman" w:hAnsi="Times New Roman" w:cs="Times New Roman"/>
+          <w:color w:val="000000"/>
+          <w:sz w:val="20"/>
+          <w:szCs w:val="20"/>
+          <w:lang w:val="la-Latn"/>
+        </w:rPr>
+        <w:t xml:space="preserve"> Vera tu, fateor, mones.</w:t>
       </w:r>
       <w:r>
         <w:rPr>
@@ -35418,7 +35910,7 @@
     </w:p>
     <w:p>
       <w:pPr>
-        <w:pStyle w:val="NormalWeb"/>
+        <w:pStyle w:val="Normaalweb"/>
         <w:spacing w:beforeAutospacing="0" w:afterAutospacing="0" w:line="283" w:lineRule="auto"/>
         <w:rPr>
           <w:rFonts w:ascii="Times New Roman" w:hAnsi="Times New Roman" w:cs="Times New Roman"/>
@@ -35441,7 +35933,7 @@
     </w:p>
     <w:p>
       <w:pPr>
-        <w:pStyle w:val="NormalWeb"/>
+        <w:pStyle w:val="Normaalweb"/>
         <w:spacing w:beforeAutospacing="0" w:afterAutospacing="0" w:line="283" w:lineRule="auto"/>
         <w:rPr>
           <w:rFonts w:ascii="Times New Roman" w:hAnsi="Times New Roman" w:cs="Times New Roman"/>
@@ -35454,7 +35946,7 @@
     </w:p>
     <w:p>
       <w:pPr>
-        <w:pStyle w:val="NormalWeb"/>
+        <w:pStyle w:val="Normaalweb"/>
         <w:spacing w:beforeAutospacing="0" w:afterAutospacing="0" w:line="283" w:lineRule="auto"/>
         <w:rPr>
           <w:rFonts w:ascii="Times New Roman" w:hAnsi="Times New Roman" w:cs="Times New Roman"/>
@@ -35684,7 +36176,27 @@
           <w:lang w:val="la-Latn"/>
         </w:rPr>
         <w:br/>
-        <w:t>NIC. Aqua pura fontis, vosque odoriferae plagae</w:t>
+      </w:r>
+      <w:r>
+        <w:rPr>
+          <w:rFonts w:ascii="Times New Roman" w:hAnsi="Times New Roman" w:cs="Times New Roman"/>
+          <w:smallCaps/>
+          <w:color w:val="000000"/>
+          <w:sz w:val="20"/>
+          <w:szCs w:val="20"/>
+          <w:lang w:val="la-Latn"/>
+        </w:rPr>
+        <w:t>@Nic.=</w:t>
+      </w:r>
+      <w:r>
+        <w:rPr>
+          <w:rFonts w:ascii="Times New Roman" w:hAnsi="Times New Roman" w:cs="Times New Roman"/>
+          <w:color w:val="000000"/>
+          <w:sz w:val="20"/>
+          <w:szCs w:val="20"/>
+          <w:lang w:val="la-Latn"/>
+        </w:rPr>
+        <w:t xml:space="preserve"> Aqua pura fontis, vosque odoriferae plagae</w:t>
       </w:r>
       <w:r>
         <w:rPr>
@@ -35866,7 +36378,7 @@
     </w:p>
     <w:p>
       <w:pPr>
-        <w:pStyle w:val="NormalWeb"/>
+        <w:pStyle w:val="Normaalweb"/>
         <w:spacing w:beforeAutospacing="0" w:afterAutospacing="0" w:line="283" w:lineRule="auto"/>
         <w:rPr>
           <w:rFonts w:ascii="Times New Roman" w:hAnsi="Times New Roman" w:cs="Times New Roman"/>
@@ -35910,7 +36422,7 @@
     </w:p>
     <w:p>
       <w:pPr>
-        <w:pStyle w:val="NormalWeb"/>
+        <w:pStyle w:val="Normaalweb"/>
         <w:spacing w:beforeAutospacing="0" w:afterAutospacing="0" w:line="283" w:lineRule="auto"/>
         <w:rPr>
           <w:rFonts w:ascii="Times New Roman" w:hAnsi="Times New Roman" w:cs="Times New Roman"/>
@@ -35923,7 +36435,7 @@
     </w:p>
     <w:p>
       <w:pPr>
-        <w:pStyle w:val="NormalWeb"/>
+        <w:pStyle w:val="Normaalweb"/>
         <w:spacing w:beforeAutospacing="0" w:afterAutospacing="0" w:line="283" w:lineRule="auto"/>
         <w:rPr>
           <w:rFonts w:ascii="Times New Roman" w:hAnsi="Times New Roman" w:cs="Times New Roman"/>
@@ -35957,7 +36469,7 @@
     </w:p>
     <w:p>
       <w:pPr>
-        <w:pStyle w:val="NormalWeb"/>
+        <w:pStyle w:val="Normaalweb"/>
         <w:spacing w:beforeAutospacing="0" w:afterAutospacing="0" w:line="283" w:lineRule="auto"/>
         <w:rPr>
           <w:rFonts w:ascii="Times New Roman" w:hAnsi="Times New Roman" w:cs="Times New Roman"/>
@@ -35970,7 +36482,7 @@
     </w:p>
     <w:p>
       <w:pPr>
-        <w:pStyle w:val="NormalWeb"/>
+        <w:pStyle w:val="Normaalweb"/>
         <w:spacing w:beforeAutospacing="0" w:afterAutospacing="0" w:line="283" w:lineRule="auto"/>
         <w:rPr>
           <w:rFonts w:ascii="Times New Roman" w:hAnsi="Times New Roman" w:cs="Times New Roman"/>
@@ -36258,7 +36770,27 @@
           <w:lang w:val="la-Latn"/>
         </w:rPr>
         <w:br/>
-        <w:t xml:space="preserve">MA. Lugere </w:t>
+      </w:r>
+      <w:r>
+        <w:rPr>
+          <w:rFonts w:ascii="Times New Roman" w:hAnsi="Times New Roman" w:cs="Times New Roman"/>
+          <w:smallCaps/>
+          <w:color w:val="000000"/>
+          <w:sz w:val="20"/>
+          <w:szCs w:val="20"/>
+          <w:lang w:val="la-Latn"/>
+        </w:rPr>
+        <w:t>@Ma.=</w:t>
+      </w:r>
+      <w:r>
+        <w:rPr>
+          <w:rFonts w:ascii="Times New Roman" w:hAnsi="Times New Roman" w:cs="Times New Roman"/>
+          <w:color w:val="000000"/>
+          <w:sz w:val="20"/>
+          <w:szCs w:val="20"/>
+          <w:lang w:val="la-Latn"/>
+        </w:rPr>
+        <w:t xml:space="preserve"> Lugere </w:t>
       </w:r>
       <w:r>
         <w:rPr>
@@ -36657,7 +37189,7 @@
     </w:p>
     <w:p>
       <w:pPr>
-        <w:pStyle w:val="NormalWeb"/>
+        <w:pStyle w:val="Normaalweb"/>
         <w:spacing w:beforeAutospacing="0" w:afterAutospacing="0" w:line="283" w:lineRule="auto"/>
         <w:rPr>
           <w:rFonts w:ascii="Times New Roman" w:hAnsi="Times New Roman" w:cs="Times New Roman"/>
@@ -36680,7 +37212,7 @@
     </w:p>
     <w:p>
       <w:pPr>
-        <w:pStyle w:val="NormalWeb"/>
+        <w:pStyle w:val="Normaalweb"/>
         <w:spacing w:beforeAutospacing="0" w:afterAutospacing="0" w:line="283" w:lineRule="auto"/>
         <w:rPr>
           <w:rFonts w:ascii="Times New Roman" w:hAnsi="Times New Roman" w:cs="Times New Roman"/>
@@ -36693,7 +37225,7 @@
     </w:p>
     <w:p>
       <w:pPr>
-        <w:pStyle w:val="NormalWeb"/>
+        <w:pStyle w:val="Normaalweb"/>
         <w:spacing w:beforeAutospacing="0" w:afterAutospacing="0" w:line="283" w:lineRule="auto"/>
         <w:rPr>
           <w:rFonts w:ascii="Times New Roman" w:hAnsi="Times New Roman" w:cs="Times New Roman"/>
@@ -37301,7 +37833,7 @@
     </w:p>
     <w:p>
       <w:pPr>
-        <w:pStyle w:val="NormalWeb"/>
+        <w:pStyle w:val="Normaalweb"/>
         <w:spacing w:beforeAutospacing="0" w:afterAutospacing="0" w:line="283" w:lineRule="auto"/>
         <w:rPr>
           <w:rFonts w:ascii="Times New Roman" w:hAnsi="Times New Roman" w:cs="Times New Roman"/>
@@ -37314,7 +37846,7 @@
     </w:p>
     <w:p>
       <w:pPr>
-        <w:pStyle w:val="NormalWeb"/>
+        <w:pStyle w:val="Normaalweb"/>
         <w:spacing w:beforeAutospacing="0" w:afterAutospacing="0" w:line="283" w:lineRule="auto"/>
         <w:rPr>
           <w:rFonts w:ascii="Times New Roman" w:hAnsi="Times New Roman" w:cs="Times New Roman"/>
@@ -37458,7 +37990,27 @@
           <w:lang w:val="la-Latn"/>
         </w:rPr>
         <w:br/>
-        <w:t>MAR. Anima heu longis defessa malis</w:t>
+      </w:r>
+      <w:r>
+        <w:rPr>
+          <w:rFonts w:ascii="Times New Roman" w:hAnsi="Times New Roman" w:cs="Times New Roman"/>
+          <w:smallCaps/>
+          <w:color w:val="000000"/>
+          <w:sz w:val="20"/>
+          <w:szCs w:val="20"/>
+          <w:lang w:val="la-Latn"/>
+        </w:rPr>
+        <w:t>@Mar.=</w:t>
+      </w:r>
+      <w:r>
+        <w:rPr>
+          <w:rFonts w:ascii="Times New Roman" w:hAnsi="Times New Roman" w:cs="Times New Roman"/>
+          <w:color w:val="000000"/>
+          <w:sz w:val="20"/>
+          <w:szCs w:val="20"/>
+          <w:lang w:val="la-Latn"/>
+        </w:rPr>
+        <w:t xml:space="preserve"> Anima heu longis defessa malis</w:t>
       </w:r>
       <w:r>
         <w:rPr>
@@ -37833,7 +38385,7 @@
     </w:p>
     <w:p>
       <w:pPr>
-        <w:pStyle w:val="NormalWeb"/>
+        <w:pStyle w:val="Normaalweb"/>
         <w:spacing w:beforeAutospacing="0" w:afterAutospacing="0" w:line="283" w:lineRule="auto"/>
         <w:rPr>
           <w:rFonts w:ascii="Times New Roman" w:hAnsi="Times New Roman" w:cs="Times New Roman"/>
@@ -37856,7 +38408,7 @@
     </w:p>
     <w:p>
       <w:pPr>
-        <w:pStyle w:val="NormalWeb"/>
+        <w:pStyle w:val="Normaalweb"/>
         <w:spacing w:beforeAutospacing="0" w:afterAutospacing="0" w:line="283" w:lineRule="auto"/>
         <w:rPr>
           <w:rFonts w:ascii="Times New Roman" w:hAnsi="Times New Roman" w:cs="Times New Roman"/>
@@ -37869,7 +38421,7 @@
     </w:p>
     <w:p>
       <w:pPr>
-        <w:pStyle w:val="NormalWeb"/>
+        <w:pStyle w:val="Normaalweb"/>
         <w:spacing w:beforeAutospacing="0" w:afterAutospacing="0" w:line="283" w:lineRule="auto"/>
         <w:rPr>
           <w:rFonts w:ascii="Times New Roman" w:hAnsi="Times New Roman" w:cs="Times New Roman"/>
@@ -38386,7 +38938,7 @@
     </w:p>
     <w:p>
       <w:pPr>
-        <w:pStyle w:val="NormalWeb"/>
+        <w:pStyle w:val="Normaalweb"/>
         <w:spacing w:beforeAutospacing="0" w:afterAutospacing="0" w:line="283" w:lineRule="auto"/>
         <w:rPr>
           <w:rFonts w:ascii="Times New Roman" w:hAnsi="Times New Roman" w:cs="Times New Roman"/>
@@ -38399,7 +38951,7 @@
     </w:p>
     <w:p>
       <w:pPr>
-        <w:pStyle w:val="NormalWeb"/>
+        <w:pStyle w:val="Normaalweb"/>
         <w:spacing w:beforeAutospacing="0" w:afterAutospacing="0" w:line="283" w:lineRule="auto"/>
         <w:rPr>
           <w:rFonts w:ascii="Times New Roman" w:hAnsi="Times New Roman" w:cs="Times New Roman"/>
@@ -39116,7 +39668,7 @@
     </w:p>
     <w:p>
       <w:pPr>
-        <w:pStyle w:val="NormalWeb"/>
+        <w:pStyle w:val="Normaalweb"/>
         <w:spacing w:beforeAutospacing="0" w:afterAutospacing="0" w:line="283" w:lineRule="auto"/>
         <w:rPr>
           <w:rFonts w:ascii="Times New Roman" w:hAnsi="Times New Roman" w:cs="Times New Roman"/>
@@ -39129,7 +39681,7 @@
     </w:p>
     <w:p>
       <w:pPr>
-        <w:pStyle w:val="NormalWeb"/>
+        <w:pStyle w:val="Normaalweb"/>
         <w:spacing w:beforeAutospacing="0" w:afterAutospacing="0" w:line="283" w:lineRule="auto"/>
         <w:rPr>
           <w:rFonts w:ascii="Times New Roman" w:hAnsi="Times New Roman" w:cs="Times New Roman"/>
@@ -39676,12 +40228,23 @@
       <w:r>
         <w:rPr>
           <w:rFonts w:ascii="Times New Roman" w:hAnsi="Times New Roman" w:cs="Times New Roman"/>
-          <w:color w:val="000000"/>
-          <w:sz w:val="20"/>
-          <w:szCs w:val="20"/>
-          <w:lang w:val="la-Latn"/>
-        </w:rPr>
-        <w:t xml:space="preserve">MA. Fugiunt dolores. </w:t>
+          <w:smallCaps/>
+          <w:color w:val="000000"/>
+          <w:sz w:val="20"/>
+          <w:szCs w:val="20"/>
+          <w:lang w:val="la-Latn"/>
+        </w:rPr>
+        <w:t>@Ma.=</w:t>
+      </w:r>
+      <w:r>
+        <w:rPr>
+          <w:rFonts w:ascii="Times New Roman" w:hAnsi="Times New Roman" w:cs="Times New Roman"/>
+          <w:color w:val="000000"/>
+          <w:sz w:val="20"/>
+          <w:szCs w:val="20"/>
+          <w:lang w:val="la-Latn"/>
+        </w:rPr>
+        <w:t xml:space="preserve"> Fugiunt dolores. </w:t>
       </w:r>
       <w:r>
         <w:rPr>
@@ -39717,7 +40280,7 @@
     </w:p>
     <w:p>
       <w:pPr>
-        <w:pStyle w:val="NormalWeb"/>
+        <w:pStyle w:val="Normaalweb"/>
         <w:spacing w:beforeAutospacing="0" w:afterAutospacing="0" w:line="283" w:lineRule="auto"/>
         <w:rPr>
           <w:rFonts w:ascii="Times New Roman" w:hAnsi="Times New Roman" w:cs="Times New Roman"/>
@@ -39730,7 +40293,7 @@
     </w:p>
     <w:p>
       <w:pPr>
-        <w:pStyle w:val="NormalWeb"/>
+        <w:pStyle w:val="Normaalweb"/>
         <w:spacing w:beforeAutospacing="0" w:afterAutospacing="0" w:line="283" w:lineRule="auto"/>
         <w:rPr>
           <w:rFonts w:ascii="Times New Roman" w:hAnsi="Times New Roman" w:cs="Times New Roman"/>
@@ -40264,7 +40827,7 @@
     </w:p>
     <w:p>
       <w:pPr>
-        <w:pStyle w:val="NormalWeb"/>
+        <w:pStyle w:val="Normaalweb"/>
         <w:spacing w:beforeAutospacing="0" w:afterAutospacing="0" w:line="283" w:lineRule="auto"/>
         <w:rPr>
           <w:rFonts w:ascii="Times New Roman" w:hAnsi="Times New Roman" w:cs="Times New Roman"/>
@@ -40287,7 +40850,7 @@
     </w:p>
     <w:p>
       <w:pPr>
-        <w:pStyle w:val="NormalWeb"/>
+        <w:pStyle w:val="Normaalweb"/>
         <w:spacing w:beforeAutospacing="0" w:afterAutospacing="0" w:line="283" w:lineRule="auto"/>
         <w:rPr>
           <w:rFonts w:ascii="Times New Roman" w:hAnsi="Times New Roman" w:cs="Times New Roman"/>
@@ -40328,7 +40891,7 @@
 </file>
 
 <file path=word/styles.xml><?xml version="1.0" encoding="utf-8"?>
-<w:styles xmlns:mc="http://schemas.openxmlformats.org/markup-compatibility/2006" xmlns:r="http://schemas.openxmlformats.org/officeDocument/2006/relationships" xmlns:w="http://schemas.openxmlformats.org/wordprocessingml/2006/main" xmlns:w14="http://schemas.microsoft.com/office/word/2010/wordml" xmlns:w15="http://schemas.microsoft.com/office/word/2012/wordml" xmlns:w16cex="http://schemas.microsoft.com/office/word/2018/wordml/cex" xmlns:w16cid="http://schemas.microsoft.com/office/word/2016/wordml/cid" xmlns:w16="http://schemas.microsoft.com/office/word/2018/wordml" xmlns:w16du="http://schemas.microsoft.com/office/word/2023/wordml/word16du" xmlns:w16sdtdh="http://schemas.microsoft.com/office/word/2020/wordml/sdtdatahash" xmlns:w16sdtfl="http://schemas.microsoft.com/office/word/2024/wordml/sdtformatlock" xmlns:w16se="http://schemas.microsoft.com/office/word/2015/wordml/symex" mc:Ignorable="w14 w15 w16se w16cid w16 w16cex w16sdtdh w16sdtfl w16du">
+<w:styles xmlns:mc="http://schemas.openxmlformats.org/markup-compatibility/2006" xmlns:r="http://schemas.openxmlformats.org/officeDocument/2006/relationships" xmlns:w="http://schemas.openxmlformats.org/wordprocessingml/2006/main" xmlns:w14="http://schemas.microsoft.com/office/word/2010/wordml" xmlns:w15="http://schemas.microsoft.com/office/word/2012/wordml" xmlns:w16cex="http://schemas.microsoft.com/office/word/2018/wordml/cex" xmlns:w16cid="http://schemas.microsoft.com/office/word/2016/wordml/cid" xmlns:w16="http://schemas.microsoft.com/office/word/2018/wordml" xmlns:w16sdtdh="http://schemas.microsoft.com/office/word/2020/wordml/sdtdatahash" xmlns:w16se="http://schemas.microsoft.com/office/word/2015/wordml/symex" mc:Ignorable="w14 w15 w16se w16cid w16 w16cex w16sdtdh">
   <w:docDefaults>
     <w:rPrDefault>
       <w:rPr>
@@ -40720,7 +41283,7 @@
     <w:lsdException w:name="Unresolved Mention" w:semiHidden="1" w:unhideWhenUsed="1"/>
     <w:lsdException w:name="Smart Link" w:semiHidden="1" w:unhideWhenUsed="1"/>
   </w:latentStyles>
-  <w:style w:type="paragraph" w:default="1" w:styleId="Normal">
+  <w:style w:type="paragraph" w:default="1" w:styleId="Standaard">
     <w:name w:val="Normal"/>
     <w:qFormat/>
     <w:rPr>
@@ -40729,13 +41292,13 @@
       <w:lang w:eastAsia="nl-NL"/>
     </w:rPr>
   </w:style>
-  <w:style w:type="character" w:default="1" w:styleId="DefaultParagraphFont">
+  <w:style w:type="character" w:default="1" w:styleId="Standaardalinea-lettertype">
     <w:name w:val="Default Paragraph Font"/>
     <w:uiPriority w:val="1"/>
     <w:semiHidden/>
     <w:unhideWhenUsed/>
   </w:style>
-  <w:style w:type="table" w:default="1" w:styleId="TableNormal">
+  <w:style w:type="table" w:default="1" w:styleId="Standaardtabel">
     <w:name w:val="Normal Table"/>
     <w:uiPriority w:val="99"/>
     <w:semiHidden/>
@@ -40750,7 +41313,7 @@
       </w:tblCellMar>
     </w:tblPr>
   </w:style>
-  <w:style w:type="numbering" w:default="1" w:styleId="NoList">
+  <w:style w:type="numbering" w:default="1" w:styleId="Geenlijst">
     <w:name w:val="No List"/>
     <w:uiPriority w:val="99"/>
     <w:semiHidden/>
@@ -40758,8 +41321,8 @@
   </w:style>
   <w:style w:type="paragraph" w:customStyle="1" w:styleId="Heading">
     <w:name w:val="Heading"/>
-    <w:basedOn w:val="Normal"/>
-    <w:next w:val="BodyText"/>
+    <w:basedOn w:val="Standaard"/>
+    <w:next w:val="Plattetekst"/>
     <w:qFormat/>
     <w:pPr>
       <w:keepNext/>
@@ -40771,23 +41334,23 @@
       <w:szCs w:val="28"/>
     </w:rPr>
   </w:style>
-  <w:style w:type="paragraph" w:styleId="BodyText">
+  <w:style w:type="paragraph" w:styleId="Plattetekst">
     <w:name w:val="Body Text"/>
-    <w:basedOn w:val="Normal"/>
+    <w:basedOn w:val="Standaard"/>
     <w:pPr>
       <w:spacing w:after="140" w:line="276" w:lineRule="auto"/>
     </w:pPr>
   </w:style>
-  <w:style w:type="paragraph" w:styleId="List">
+  <w:style w:type="paragraph" w:styleId="Lijst">
     <w:name w:val="List"/>
-    <w:basedOn w:val="BodyText"/>
+    <w:basedOn w:val="Plattetekst"/>
     <w:rPr>
       <w:rFonts w:cs="Noto Sans"/>
     </w:rPr>
   </w:style>
-  <w:style w:type="paragraph" w:styleId="Caption">
+  <w:style w:type="paragraph" w:styleId="Bijschrift">
     <w:name w:val="caption"/>
-    <w:basedOn w:val="Normal"/>
+    <w:basedOn w:val="Standaard"/>
     <w:qFormat/>
     <w:pPr>
       <w:suppressLineNumbers/>
@@ -40801,7 +41364,7 @@
   </w:style>
   <w:style w:type="paragraph" w:customStyle="1" w:styleId="Index">
     <w:name w:val="Index"/>
-    <w:basedOn w:val="Normal"/>
+    <w:basedOn w:val="Standaard"/>
     <w:qFormat/>
     <w:pPr>
       <w:suppressLineNumbers/>
@@ -40810,9 +41373,9 @@
       <w:rFonts w:cs="Noto Sans"/>
     </w:rPr>
   </w:style>
-  <w:style w:type="paragraph" w:styleId="NormalWeb">
+  <w:style w:type="paragraph" w:styleId="Normaalweb">
     <w:name w:val="Normal (Web)"/>
-    <w:basedOn w:val="Normal"/>
+    <w:basedOn w:val="Standaard"/>
     <w:semiHidden/>
     <w:qFormat/>
     <w:pPr>
@@ -40997,4 +41560,16 @@
   <a:objectDefaults/>
   <a:extraClrSchemeLst/>
 </a:theme>
+</file>
+
+<file path=customXml/item1.xml><?xml version="1.0" encoding="utf-8"?>
+<b:Sources xmlns:b="http://schemas.openxmlformats.org/officeDocument/2006/bibliography" xmlns="http://schemas.openxmlformats.org/officeDocument/2006/bibliography" SelectedStyle="\APASixthEditionOfficeOnline.xsl" StyleName="APA" Version="6"/>
+</file>
+
+<file path=customXml/itemProps1.xml><?xml version="1.0" encoding="utf-8"?>
+<ds:datastoreItem xmlns:ds="http://schemas.openxmlformats.org/officeDocument/2006/customXml" ds:itemID="{25ADAC39-D3E7-4991-B0ED-D90898085525}">
+  <ds:schemaRefs>
+    <ds:schemaRef ds:uri="http://schemas.openxmlformats.org/officeDocument/2006/bibliography"/>
+  </ds:schemaRefs>
+</ds:datastoreItem>
 </file>